--- a/fuentes/52450483_CF3_DU.docx
+++ b/fuentes/52450483_CF3_DU.docx
@@ -7256,7 +7256,15 @@
               <w:t>ñ</w:t>
             </w:r>
             <w:r>
-              <w:t>al de recorte en la vista frontal para crear tapeta francesa.</w:t>
+              <w:t xml:space="preserve">al de recorte en la vista frontal para crear </w:t>
+            </w:r>
+            <w:proofErr w:type="spellStart"/>
+            <w:r>
+              <w:t>tapeta</w:t>
+            </w:r>
+            <w:proofErr w:type="spellEnd"/>
+            <w:r>
+              <w:t xml:space="preserve"> francesa.</w:t>
             </w:r>
           </w:p>
         </w:tc>
@@ -8600,7 +8608,15 @@
               <w:pStyle w:val="TextoTablas"/>
             </w:pPr>
             <w:r>
-              <w:t>“Refuerzo con entretela fusible en tapeta”.</w:t>
+              <w:t xml:space="preserve">“Refuerzo con entretela fusible en </w:t>
+            </w:r>
+            <w:proofErr w:type="spellStart"/>
+            <w:r>
+              <w:t>tapeta</w:t>
+            </w:r>
+            <w:proofErr w:type="spellEnd"/>
+            <w:r>
+              <w:t>”.</w:t>
             </w:r>
           </w:p>
         </w:tc>
@@ -8686,15 +8702,12 @@
         </w:rPr>
         <w:t xml:space="preserve">Fuente: </w:t>
       </w:r>
-      <w:hyperlink r:id="rId26" w:history="1">
-        <w:r>
-          <w:rPr>
-            <w:rStyle w:val="Hipervnculo"/>
-            <w:lang w:eastAsia="es-CO"/>
-          </w:rPr>
-          <w:t>https://ayelenpellegrino.com/wp-content/uploads/2010/02/despiece-de-molderia.jpg</w:t>
-        </w:r>
-      </w:hyperlink>
+      <w:r>
+        <w:rPr>
+          <w:lang w:eastAsia="es-CO"/>
+        </w:rPr>
+        <w:t>Pellegrino, A. (s.f.).</w:t>
+      </w:r>
     </w:p>
     <w:p>
       <w:pPr>
@@ -9584,7 +9597,7 @@
           <w:lang w:val="es-419" w:eastAsia="es-CO"/>
         </w:rPr>
       </w:pPr>
-      <w:hyperlink r:id="rId27" w:tgtFrame="_blank" w:history="1">
+      <w:hyperlink r:id="rId26" w:tgtFrame="_blank" w:history="1">
         <w:r>
           <w:rPr>
             <w:rStyle w:val="Hipervnculo"/>
@@ -9715,7 +9728,7 @@
                     </pic:cNvPicPr>
                   </pic:nvPicPr>
                   <pic:blipFill>
-                    <a:blip r:embed="rId28">
+                    <a:blip r:embed="rId27">
                       <a:extLst>
                         <a:ext uri="{28A0092B-C50C-407E-A947-70E740481C1C}">
                           <a14:useLocalDpi xmlns:a14="http://schemas.microsoft.com/office/drawing/2010/main" val="0"/>
@@ -9906,7 +9919,7 @@
             <w:pPr>
               <w:pStyle w:val="TextoTablas"/>
             </w:pPr>
-            <w:hyperlink r:id="rId29" w:history="1">
+            <w:hyperlink r:id="rId28" w:history="1">
               <w:r>
                 <w:rPr>
                   <w:rStyle w:val="Hipervnculo"/>
@@ -9965,7 +9978,7 @@
             <w:pPr>
               <w:pStyle w:val="TextoTablas"/>
             </w:pPr>
-            <w:hyperlink r:id="rId30" w:history="1">
+            <w:hyperlink r:id="rId29" w:history="1">
               <w:r>
                 <w:rPr>
                   <w:rStyle w:val="Hipervnculo"/>
@@ -10494,11 +10507,10 @@
           <w:lang w:eastAsia="es-CO"/>
           <w14:ligatures w14:val="none"/>
         </w:rPr>
-        <w:t>Aldrich, W. (2015). Metric pattern cutting for women's wear (6ª ed.). Bloomsbury Publishing.</w:t>
-      </w:r>
-    </w:p>
-    <w:p>
-      <w:pPr>
+        <w:t xml:space="preserve">Aldrich, W. (2015). </w:t>
+      </w:r>
+      <w:proofErr w:type="spellStart"/>
+      <w:r>
         <w:rPr>
           <w:rFonts w:eastAsia="Times New Roman" w:cstheme="minorHAnsi"/>
           <w:kern w:val="0"/>
@@ -10507,7 +10519,9 @@
           <w:lang w:eastAsia="es-CO"/>
           <w14:ligatures w14:val="none"/>
         </w:rPr>
-      </w:pPr>
+        <w:t>Metric</w:t>
+      </w:r>
+      <w:proofErr w:type="spellEnd"/>
       <w:r>
         <w:rPr>
           <w:rFonts w:eastAsia="Times New Roman" w:cstheme="minorHAnsi"/>
@@ -10517,11 +10531,10 @@
           <w:lang w:eastAsia="es-CO"/>
           <w14:ligatures w14:val="none"/>
         </w:rPr>
-        <w:t>Cooklin, G. (2008). Pattern grading for women's clothes: The technology of sizing. OM Books.</w:t>
-      </w:r>
-    </w:p>
-    <w:p>
-      <w:pPr>
+        <w:t xml:space="preserve"> </w:t>
+      </w:r>
+      <w:proofErr w:type="spellStart"/>
+      <w:r>
         <w:rPr>
           <w:rFonts w:eastAsia="Times New Roman" w:cstheme="minorHAnsi"/>
           <w:kern w:val="0"/>
@@ -10530,7 +10543,9 @@
           <w:lang w:eastAsia="es-CO"/>
           <w14:ligatures w14:val="none"/>
         </w:rPr>
-      </w:pPr>
+        <w:t>pattern</w:t>
+      </w:r>
+      <w:proofErr w:type="spellEnd"/>
       <w:r>
         <w:rPr>
           <w:rFonts w:eastAsia="Times New Roman" w:cstheme="minorHAnsi"/>
@@ -10540,11 +10555,10 @@
           <w:lang w:eastAsia="es-CO"/>
           <w14:ligatures w14:val="none"/>
         </w:rPr>
-        <w:t>Handford, J. (2001). Professional pattern grading for women's, men's, and children's apparel. TechStyle Publishing.</w:t>
-      </w:r>
-    </w:p>
-    <w:p>
-      <w:pPr>
+        <w:t xml:space="preserve"> </w:t>
+      </w:r>
+      <w:proofErr w:type="spellStart"/>
+      <w:r>
         <w:rPr>
           <w:rFonts w:eastAsia="Times New Roman" w:cstheme="minorHAnsi"/>
           <w:kern w:val="0"/>
@@ -10553,7 +10567,9 @@
           <w:lang w:eastAsia="es-CO"/>
           <w14:ligatures w14:val="none"/>
         </w:rPr>
-      </w:pPr>
+        <w:t>cutting</w:t>
+      </w:r>
+      <w:proofErr w:type="spellEnd"/>
       <w:r>
         <w:rPr>
           <w:rFonts w:eastAsia="Times New Roman" w:cstheme="minorHAnsi"/>
@@ -10563,11 +10579,10 @@
           <w:lang w:eastAsia="es-CO"/>
           <w14:ligatures w14:val="none"/>
         </w:rPr>
-        <w:t>Inexmoda. (2023). Informe sectorial del sistema moda: industria textil y confección en Colombia. Observatorio de Moda Inexmoda.</w:t>
-      </w:r>
-    </w:p>
-    <w:p>
-      <w:pPr>
+        <w:t xml:space="preserve"> </w:t>
+      </w:r>
+      <w:proofErr w:type="spellStart"/>
+      <w:r>
         <w:rPr>
           <w:rFonts w:eastAsia="Times New Roman" w:cstheme="minorHAnsi"/>
           <w:kern w:val="0"/>
@@ -10576,7 +10591,9 @@
           <w:lang w:eastAsia="es-CO"/>
           <w14:ligatures w14:val="none"/>
         </w:rPr>
-      </w:pPr>
+        <w:t>for</w:t>
+      </w:r>
+      <w:proofErr w:type="spellEnd"/>
       <w:r>
         <w:rPr>
           <w:rFonts w:eastAsia="Times New Roman" w:cstheme="minorHAnsi"/>
@@ -10586,11 +10603,10 @@
           <w:lang w:eastAsia="es-CO"/>
           <w14:ligatures w14:val="none"/>
         </w:rPr>
-        <w:t>Joseph-Armstrong, H. (2014). Patternmaking for fashion design (5ª ed.). Pearson Education.</w:t>
-      </w:r>
-    </w:p>
-    <w:p>
-      <w:pPr>
+        <w:t xml:space="preserve"> </w:t>
+      </w:r>
+      <w:proofErr w:type="spellStart"/>
+      <w:r>
         <w:rPr>
           <w:rFonts w:eastAsia="Times New Roman" w:cstheme="minorHAnsi"/>
           <w:kern w:val="0"/>
@@ -10599,7 +10615,9 @@
           <w:lang w:eastAsia="es-CO"/>
           <w14:ligatures w14:val="none"/>
         </w:rPr>
-      </w:pPr>
+        <w:t>women's</w:t>
+      </w:r>
+      <w:proofErr w:type="spellEnd"/>
       <w:r>
         <w:rPr>
           <w:rFonts w:eastAsia="Times New Roman" w:cstheme="minorHAnsi"/>
@@ -10609,11 +10627,10 @@
           <w:lang w:eastAsia="es-CO"/>
           <w14:ligatures w14:val="none"/>
         </w:rPr>
-        <w:t>Mallet, K. K., &amp; Zamkoff, B. (2002). Grading techniques for fashion design. Fairchild Books.</w:t>
-      </w:r>
-    </w:p>
-    <w:p>
-      <w:pPr>
+        <w:t xml:space="preserve"> </w:t>
+      </w:r>
+      <w:proofErr w:type="spellStart"/>
+      <w:r>
         <w:rPr>
           <w:rFonts w:eastAsia="Times New Roman" w:cstheme="minorHAnsi"/>
           <w:kern w:val="0"/>
@@ -10622,7 +10639,9 @@
           <w:lang w:eastAsia="es-CO"/>
           <w14:ligatures w14:val="none"/>
         </w:rPr>
-      </w:pPr>
+        <w:t>wear</w:t>
+      </w:r>
+      <w:proofErr w:type="spellEnd"/>
       <w:r>
         <w:rPr>
           <w:rFonts w:eastAsia="Times New Roman" w:cstheme="minorHAnsi"/>
@@ -10632,11 +10651,10 @@
           <w:lang w:eastAsia="es-CO"/>
           <w14:ligatures w14:val="none"/>
         </w:rPr>
-        <w:t>Muñoz, A. (2019). Manual de patronaje industrial para hombre: Trazado y escalado. Editorial Textil.</w:t>
-      </w:r>
-    </w:p>
-    <w:p>
-      <w:pPr>
+        <w:t xml:space="preserve"> (6ª ed.). </w:t>
+      </w:r>
+      <w:proofErr w:type="spellStart"/>
+      <w:r>
         <w:rPr>
           <w:rFonts w:eastAsia="Times New Roman" w:cstheme="minorHAnsi"/>
           <w:kern w:val="0"/>
@@ -10645,7 +10663,9 @@
           <w:lang w:eastAsia="es-CO"/>
           <w14:ligatures w14:val="none"/>
         </w:rPr>
-      </w:pPr>
+        <w:t>Bloomsbury</w:t>
+      </w:r>
+      <w:proofErr w:type="spellEnd"/>
       <w:r>
         <w:rPr>
           <w:rFonts w:eastAsia="Times New Roman" w:cstheme="minorHAnsi"/>
@@ -10655,7 +10675,7 @@
           <w:lang w:eastAsia="es-CO"/>
           <w14:ligatures w14:val="none"/>
         </w:rPr>
-        <w:t>Müller &amp; Sohn. (2020). Grading for women’s and children’s clothing. Verlag Müller &amp; Sohn.</w:t>
+        <w:t xml:space="preserve"> Publishing.</w:t>
       </w:r>
     </w:p>
     <w:p>
@@ -10669,6 +10689,7 @@
           <w14:ligatures w14:val="none"/>
         </w:rPr>
       </w:pPr>
+      <w:proofErr w:type="spellStart"/>
       <w:r>
         <w:rPr>
           <w:rFonts w:eastAsia="Times New Roman" w:cstheme="minorHAnsi"/>
@@ -10678,11 +10699,10 @@
           <w:lang w:eastAsia="es-CO"/>
           <w14:ligatures w14:val="none"/>
         </w:rPr>
-        <w:t>Price, J., &amp; Zamkoff, B. (2002). Concepts of pattern grading: Techniques for manual and computer grading. Fairchild Books.</w:t>
-      </w:r>
-    </w:p>
-    <w:p>
-      <w:pPr>
+        <w:t>Cooklin</w:t>
+      </w:r>
+      <w:proofErr w:type="spellEnd"/>
+      <w:r>
         <w:rPr>
           <w:rFonts w:eastAsia="Times New Roman" w:cstheme="minorHAnsi"/>
           <w:kern w:val="0"/>
@@ -10691,7 +10711,9 @@
           <w:lang w:eastAsia="es-CO"/>
           <w14:ligatures w14:val="none"/>
         </w:rPr>
-      </w:pPr>
+        <w:t xml:space="preserve">, G. (2008). </w:t>
+      </w:r>
+      <w:proofErr w:type="spellStart"/>
       <w:r>
         <w:rPr>
           <w:rFonts w:eastAsia="Times New Roman" w:cstheme="minorHAnsi"/>
@@ -10701,11 +10723,10 @@
           <w:lang w:eastAsia="es-CO"/>
           <w14:ligatures w14:val="none"/>
         </w:rPr>
-        <w:t>Rodríguez, L. (2020). Patronaje industrial de prendas de vestir: Estudios y aplicaciones. Editorial Bogotá.</w:t>
-      </w:r>
-    </w:p>
-    <w:p>
-      <w:pPr>
+        <w:t>Pattern</w:t>
+      </w:r>
+      <w:proofErr w:type="spellEnd"/>
+      <w:r>
         <w:rPr>
           <w:rFonts w:eastAsia="Times New Roman" w:cstheme="minorHAnsi"/>
           <w:kern w:val="0"/>
@@ -10714,7 +10735,9 @@
           <w:lang w:eastAsia="es-CO"/>
           <w14:ligatures w14:val="none"/>
         </w:rPr>
-      </w:pPr>
+        <w:t xml:space="preserve"> </w:t>
+      </w:r>
+      <w:proofErr w:type="spellStart"/>
       <w:r>
         <w:rPr>
           <w:rFonts w:eastAsia="Times New Roman" w:cstheme="minorHAnsi"/>
@@ -10724,8 +10747,1581 @@
           <w:lang w:eastAsia="es-CO"/>
           <w14:ligatures w14:val="none"/>
         </w:rPr>
+        <w:t>grading</w:t>
+      </w:r>
+      <w:proofErr w:type="spellEnd"/>
+      <w:r>
+        <w:rPr>
+          <w:rFonts w:eastAsia="Times New Roman" w:cstheme="minorHAnsi"/>
+          <w:kern w:val="0"/>
+          <w:szCs w:val="28"/>
+          <w:bdr w:val="none" w:sz="0" w:space="0" w:color="auto" w:frame="1"/>
+          <w:lang w:eastAsia="es-CO"/>
+          <w14:ligatures w14:val="none"/>
+        </w:rPr>
+        <w:t xml:space="preserve"> </w:t>
+      </w:r>
+      <w:proofErr w:type="spellStart"/>
+      <w:r>
+        <w:rPr>
+          <w:rFonts w:eastAsia="Times New Roman" w:cstheme="minorHAnsi"/>
+          <w:kern w:val="0"/>
+          <w:szCs w:val="28"/>
+          <w:bdr w:val="none" w:sz="0" w:space="0" w:color="auto" w:frame="1"/>
+          <w:lang w:eastAsia="es-CO"/>
+          <w14:ligatures w14:val="none"/>
+        </w:rPr>
+        <w:t>for</w:t>
+      </w:r>
+      <w:proofErr w:type="spellEnd"/>
+      <w:r>
+        <w:rPr>
+          <w:rFonts w:eastAsia="Times New Roman" w:cstheme="minorHAnsi"/>
+          <w:kern w:val="0"/>
+          <w:szCs w:val="28"/>
+          <w:bdr w:val="none" w:sz="0" w:space="0" w:color="auto" w:frame="1"/>
+          <w:lang w:eastAsia="es-CO"/>
+          <w14:ligatures w14:val="none"/>
+        </w:rPr>
+        <w:t xml:space="preserve"> </w:t>
+      </w:r>
+      <w:proofErr w:type="spellStart"/>
+      <w:r>
+        <w:rPr>
+          <w:rFonts w:eastAsia="Times New Roman" w:cstheme="minorHAnsi"/>
+          <w:kern w:val="0"/>
+          <w:szCs w:val="28"/>
+          <w:bdr w:val="none" w:sz="0" w:space="0" w:color="auto" w:frame="1"/>
+          <w:lang w:eastAsia="es-CO"/>
+          <w14:ligatures w14:val="none"/>
+        </w:rPr>
+        <w:t>women's</w:t>
+      </w:r>
+      <w:proofErr w:type="spellEnd"/>
+      <w:r>
+        <w:rPr>
+          <w:rFonts w:eastAsia="Times New Roman" w:cstheme="minorHAnsi"/>
+          <w:kern w:val="0"/>
+          <w:szCs w:val="28"/>
+          <w:bdr w:val="none" w:sz="0" w:space="0" w:color="auto" w:frame="1"/>
+          <w:lang w:eastAsia="es-CO"/>
+          <w14:ligatures w14:val="none"/>
+        </w:rPr>
+        <w:t xml:space="preserve"> </w:t>
+      </w:r>
+      <w:proofErr w:type="spellStart"/>
+      <w:r>
+        <w:rPr>
+          <w:rFonts w:eastAsia="Times New Roman" w:cstheme="minorHAnsi"/>
+          <w:kern w:val="0"/>
+          <w:szCs w:val="28"/>
+          <w:bdr w:val="none" w:sz="0" w:space="0" w:color="auto" w:frame="1"/>
+          <w:lang w:eastAsia="es-CO"/>
+          <w14:ligatures w14:val="none"/>
+        </w:rPr>
+        <w:t>clothes</w:t>
+      </w:r>
+      <w:proofErr w:type="spellEnd"/>
+      <w:r>
+        <w:rPr>
+          <w:rFonts w:eastAsia="Times New Roman" w:cstheme="minorHAnsi"/>
+          <w:kern w:val="0"/>
+          <w:szCs w:val="28"/>
+          <w:bdr w:val="none" w:sz="0" w:space="0" w:color="auto" w:frame="1"/>
+          <w:lang w:eastAsia="es-CO"/>
+          <w14:ligatures w14:val="none"/>
+        </w:rPr>
+        <w:t xml:space="preserve">: </w:t>
+      </w:r>
+      <w:proofErr w:type="spellStart"/>
+      <w:r>
+        <w:rPr>
+          <w:rFonts w:eastAsia="Times New Roman" w:cstheme="minorHAnsi"/>
+          <w:kern w:val="0"/>
+          <w:szCs w:val="28"/>
+          <w:bdr w:val="none" w:sz="0" w:space="0" w:color="auto" w:frame="1"/>
+          <w:lang w:eastAsia="es-CO"/>
+          <w14:ligatures w14:val="none"/>
+        </w:rPr>
+        <w:t>The</w:t>
+      </w:r>
+      <w:proofErr w:type="spellEnd"/>
+      <w:r>
+        <w:rPr>
+          <w:rFonts w:eastAsia="Times New Roman" w:cstheme="minorHAnsi"/>
+          <w:kern w:val="0"/>
+          <w:szCs w:val="28"/>
+          <w:bdr w:val="none" w:sz="0" w:space="0" w:color="auto" w:frame="1"/>
+          <w:lang w:eastAsia="es-CO"/>
+          <w14:ligatures w14:val="none"/>
+        </w:rPr>
+        <w:t xml:space="preserve"> </w:t>
+      </w:r>
+      <w:proofErr w:type="spellStart"/>
+      <w:r>
+        <w:rPr>
+          <w:rFonts w:eastAsia="Times New Roman" w:cstheme="minorHAnsi"/>
+          <w:kern w:val="0"/>
+          <w:szCs w:val="28"/>
+          <w:bdr w:val="none" w:sz="0" w:space="0" w:color="auto" w:frame="1"/>
+          <w:lang w:eastAsia="es-CO"/>
+          <w14:ligatures w14:val="none"/>
+        </w:rPr>
+        <w:t>technology</w:t>
+      </w:r>
+      <w:proofErr w:type="spellEnd"/>
+      <w:r>
+        <w:rPr>
+          <w:rFonts w:eastAsia="Times New Roman" w:cstheme="minorHAnsi"/>
+          <w:kern w:val="0"/>
+          <w:szCs w:val="28"/>
+          <w:bdr w:val="none" w:sz="0" w:space="0" w:color="auto" w:frame="1"/>
+          <w:lang w:eastAsia="es-CO"/>
+          <w14:ligatures w14:val="none"/>
+        </w:rPr>
+        <w:t xml:space="preserve"> </w:t>
+      </w:r>
+      <w:proofErr w:type="spellStart"/>
+      <w:r>
+        <w:rPr>
+          <w:rFonts w:eastAsia="Times New Roman" w:cstheme="minorHAnsi"/>
+          <w:kern w:val="0"/>
+          <w:szCs w:val="28"/>
+          <w:bdr w:val="none" w:sz="0" w:space="0" w:color="auto" w:frame="1"/>
+          <w:lang w:eastAsia="es-CO"/>
+          <w14:ligatures w14:val="none"/>
+        </w:rPr>
+        <w:t>of</w:t>
+      </w:r>
+      <w:proofErr w:type="spellEnd"/>
+      <w:r>
+        <w:rPr>
+          <w:rFonts w:eastAsia="Times New Roman" w:cstheme="minorHAnsi"/>
+          <w:kern w:val="0"/>
+          <w:szCs w:val="28"/>
+          <w:bdr w:val="none" w:sz="0" w:space="0" w:color="auto" w:frame="1"/>
+          <w:lang w:eastAsia="es-CO"/>
+          <w14:ligatures w14:val="none"/>
+        </w:rPr>
+        <w:t xml:space="preserve"> </w:t>
+      </w:r>
+      <w:proofErr w:type="spellStart"/>
+      <w:r>
+        <w:rPr>
+          <w:rFonts w:eastAsia="Times New Roman" w:cstheme="minorHAnsi"/>
+          <w:kern w:val="0"/>
+          <w:szCs w:val="28"/>
+          <w:bdr w:val="none" w:sz="0" w:space="0" w:color="auto" w:frame="1"/>
+          <w:lang w:eastAsia="es-CO"/>
+          <w14:ligatures w14:val="none"/>
+        </w:rPr>
+        <w:t>sizing</w:t>
+      </w:r>
+      <w:proofErr w:type="spellEnd"/>
+      <w:r>
+        <w:rPr>
+          <w:rFonts w:eastAsia="Times New Roman" w:cstheme="minorHAnsi"/>
+          <w:kern w:val="0"/>
+          <w:szCs w:val="28"/>
+          <w:bdr w:val="none" w:sz="0" w:space="0" w:color="auto" w:frame="1"/>
+          <w:lang w:eastAsia="es-CO"/>
+          <w14:ligatures w14:val="none"/>
+        </w:rPr>
+        <w:t xml:space="preserve">. OM </w:t>
+      </w:r>
+      <w:proofErr w:type="spellStart"/>
+      <w:r>
+        <w:rPr>
+          <w:rFonts w:eastAsia="Times New Roman" w:cstheme="minorHAnsi"/>
+          <w:kern w:val="0"/>
+          <w:szCs w:val="28"/>
+          <w:bdr w:val="none" w:sz="0" w:space="0" w:color="auto" w:frame="1"/>
+          <w:lang w:eastAsia="es-CO"/>
+          <w14:ligatures w14:val="none"/>
+        </w:rPr>
+        <w:t>Books</w:t>
+      </w:r>
+      <w:proofErr w:type="spellEnd"/>
+      <w:r>
+        <w:rPr>
+          <w:rFonts w:eastAsia="Times New Roman" w:cstheme="minorHAnsi"/>
+          <w:kern w:val="0"/>
+          <w:szCs w:val="28"/>
+          <w:bdr w:val="none" w:sz="0" w:space="0" w:color="auto" w:frame="1"/>
+          <w:lang w:eastAsia="es-CO"/>
+          <w14:ligatures w14:val="none"/>
+        </w:rPr>
+        <w:t>.</w:t>
+      </w:r>
+    </w:p>
+    <w:p>
+      <w:pPr>
+        <w:rPr>
+          <w:rFonts w:eastAsia="Times New Roman" w:cstheme="minorHAnsi"/>
+          <w:kern w:val="0"/>
+          <w:szCs w:val="28"/>
+          <w:bdr w:val="none" w:sz="0" w:space="0" w:color="auto" w:frame="1"/>
+          <w:lang w:eastAsia="es-CO"/>
+          <w14:ligatures w14:val="none"/>
+        </w:rPr>
+      </w:pPr>
+      <w:proofErr w:type="spellStart"/>
+      <w:r>
+        <w:rPr>
+          <w:rFonts w:eastAsia="Times New Roman" w:cstheme="minorHAnsi"/>
+          <w:kern w:val="0"/>
+          <w:szCs w:val="28"/>
+          <w:bdr w:val="none" w:sz="0" w:space="0" w:color="auto" w:frame="1"/>
+          <w:lang w:eastAsia="es-CO"/>
+          <w14:ligatures w14:val="none"/>
+        </w:rPr>
+        <w:t>Handford</w:t>
+      </w:r>
+      <w:proofErr w:type="spellEnd"/>
+      <w:r>
+        <w:rPr>
+          <w:rFonts w:eastAsia="Times New Roman" w:cstheme="minorHAnsi"/>
+          <w:kern w:val="0"/>
+          <w:szCs w:val="28"/>
+          <w:bdr w:val="none" w:sz="0" w:space="0" w:color="auto" w:frame="1"/>
+          <w:lang w:eastAsia="es-CO"/>
+          <w14:ligatures w14:val="none"/>
+        </w:rPr>
+        <w:t xml:space="preserve">, J. (2001). Professional </w:t>
+      </w:r>
+      <w:proofErr w:type="spellStart"/>
+      <w:r>
+        <w:rPr>
+          <w:rFonts w:eastAsia="Times New Roman" w:cstheme="minorHAnsi"/>
+          <w:kern w:val="0"/>
+          <w:szCs w:val="28"/>
+          <w:bdr w:val="none" w:sz="0" w:space="0" w:color="auto" w:frame="1"/>
+          <w:lang w:eastAsia="es-CO"/>
+          <w14:ligatures w14:val="none"/>
+        </w:rPr>
+        <w:t>pattern</w:t>
+      </w:r>
+      <w:proofErr w:type="spellEnd"/>
+      <w:r>
+        <w:rPr>
+          <w:rFonts w:eastAsia="Times New Roman" w:cstheme="minorHAnsi"/>
+          <w:kern w:val="0"/>
+          <w:szCs w:val="28"/>
+          <w:bdr w:val="none" w:sz="0" w:space="0" w:color="auto" w:frame="1"/>
+          <w:lang w:eastAsia="es-CO"/>
+          <w14:ligatures w14:val="none"/>
+        </w:rPr>
+        <w:t xml:space="preserve"> </w:t>
+      </w:r>
+      <w:proofErr w:type="spellStart"/>
+      <w:r>
+        <w:rPr>
+          <w:rFonts w:eastAsia="Times New Roman" w:cstheme="minorHAnsi"/>
+          <w:kern w:val="0"/>
+          <w:szCs w:val="28"/>
+          <w:bdr w:val="none" w:sz="0" w:space="0" w:color="auto" w:frame="1"/>
+          <w:lang w:eastAsia="es-CO"/>
+          <w14:ligatures w14:val="none"/>
+        </w:rPr>
+        <w:t>grading</w:t>
+      </w:r>
+      <w:proofErr w:type="spellEnd"/>
+      <w:r>
+        <w:rPr>
+          <w:rFonts w:eastAsia="Times New Roman" w:cstheme="minorHAnsi"/>
+          <w:kern w:val="0"/>
+          <w:szCs w:val="28"/>
+          <w:bdr w:val="none" w:sz="0" w:space="0" w:color="auto" w:frame="1"/>
+          <w:lang w:eastAsia="es-CO"/>
+          <w14:ligatures w14:val="none"/>
+        </w:rPr>
+        <w:t xml:space="preserve"> </w:t>
+      </w:r>
+      <w:proofErr w:type="spellStart"/>
+      <w:r>
+        <w:rPr>
+          <w:rFonts w:eastAsia="Times New Roman" w:cstheme="minorHAnsi"/>
+          <w:kern w:val="0"/>
+          <w:szCs w:val="28"/>
+          <w:bdr w:val="none" w:sz="0" w:space="0" w:color="auto" w:frame="1"/>
+          <w:lang w:eastAsia="es-CO"/>
+          <w14:ligatures w14:val="none"/>
+        </w:rPr>
+        <w:t>for</w:t>
+      </w:r>
+      <w:proofErr w:type="spellEnd"/>
+      <w:r>
+        <w:rPr>
+          <w:rFonts w:eastAsia="Times New Roman" w:cstheme="minorHAnsi"/>
+          <w:kern w:val="0"/>
+          <w:szCs w:val="28"/>
+          <w:bdr w:val="none" w:sz="0" w:space="0" w:color="auto" w:frame="1"/>
+          <w:lang w:eastAsia="es-CO"/>
+          <w14:ligatures w14:val="none"/>
+        </w:rPr>
+        <w:t xml:space="preserve"> </w:t>
+      </w:r>
+      <w:proofErr w:type="spellStart"/>
+      <w:r>
+        <w:rPr>
+          <w:rFonts w:eastAsia="Times New Roman" w:cstheme="minorHAnsi"/>
+          <w:kern w:val="0"/>
+          <w:szCs w:val="28"/>
+          <w:bdr w:val="none" w:sz="0" w:space="0" w:color="auto" w:frame="1"/>
+          <w:lang w:eastAsia="es-CO"/>
+          <w14:ligatures w14:val="none"/>
+        </w:rPr>
+        <w:t>women's</w:t>
+      </w:r>
+      <w:proofErr w:type="spellEnd"/>
+      <w:r>
+        <w:rPr>
+          <w:rFonts w:eastAsia="Times New Roman" w:cstheme="minorHAnsi"/>
+          <w:kern w:val="0"/>
+          <w:szCs w:val="28"/>
+          <w:bdr w:val="none" w:sz="0" w:space="0" w:color="auto" w:frame="1"/>
+          <w:lang w:eastAsia="es-CO"/>
+          <w14:ligatures w14:val="none"/>
+        </w:rPr>
+        <w:t xml:space="preserve">, </w:t>
+      </w:r>
+      <w:proofErr w:type="spellStart"/>
+      <w:r>
+        <w:rPr>
+          <w:rFonts w:eastAsia="Times New Roman" w:cstheme="minorHAnsi"/>
+          <w:kern w:val="0"/>
+          <w:szCs w:val="28"/>
+          <w:bdr w:val="none" w:sz="0" w:space="0" w:color="auto" w:frame="1"/>
+          <w:lang w:eastAsia="es-CO"/>
+          <w14:ligatures w14:val="none"/>
+        </w:rPr>
+        <w:t>men's</w:t>
+      </w:r>
+      <w:proofErr w:type="spellEnd"/>
+      <w:r>
+        <w:rPr>
+          <w:rFonts w:eastAsia="Times New Roman" w:cstheme="minorHAnsi"/>
+          <w:kern w:val="0"/>
+          <w:szCs w:val="28"/>
+          <w:bdr w:val="none" w:sz="0" w:space="0" w:color="auto" w:frame="1"/>
+          <w:lang w:eastAsia="es-CO"/>
+          <w14:ligatures w14:val="none"/>
+        </w:rPr>
+        <w:t xml:space="preserve">, and </w:t>
+      </w:r>
+      <w:proofErr w:type="spellStart"/>
+      <w:r>
+        <w:rPr>
+          <w:rFonts w:eastAsia="Times New Roman" w:cstheme="minorHAnsi"/>
+          <w:kern w:val="0"/>
+          <w:szCs w:val="28"/>
+          <w:bdr w:val="none" w:sz="0" w:space="0" w:color="auto" w:frame="1"/>
+          <w:lang w:eastAsia="es-CO"/>
+          <w14:ligatures w14:val="none"/>
+        </w:rPr>
+        <w:t>children's</w:t>
+      </w:r>
+      <w:proofErr w:type="spellEnd"/>
+      <w:r>
+        <w:rPr>
+          <w:rFonts w:eastAsia="Times New Roman" w:cstheme="minorHAnsi"/>
+          <w:kern w:val="0"/>
+          <w:szCs w:val="28"/>
+          <w:bdr w:val="none" w:sz="0" w:space="0" w:color="auto" w:frame="1"/>
+          <w:lang w:eastAsia="es-CO"/>
+          <w14:ligatures w14:val="none"/>
+        </w:rPr>
+        <w:t xml:space="preserve"> </w:t>
+      </w:r>
+      <w:proofErr w:type="spellStart"/>
+      <w:r>
+        <w:rPr>
+          <w:rFonts w:eastAsia="Times New Roman" w:cstheme="minorHAnsi"/>
+          <w:kern w:val="0"/>
+          <w:szCs w:val="28"/>
+          <w:bdr w:val="none" w:sz="0" w:space="0" w:color="auto" w:frame="1"/>
+          <w:lang w:eastAsia="es-CO"/>
+          <w14:ligatures w14:val="none"/>
+        </w:rPr>
+        <w:t>apparel</w:t>
+      </w:r>
+      <w:proofErr w:type="spellEnd"/>
+      <w:r>
+        <w:rPr>
+          <w:rFonts w:eastAsia="Times New Roman" w:cstheme="minorHAnsi"/>
+          <w:kern w:val="0"/>
+          <w:szCs w:val="28"/>
+          <w:bdr w:val="none" w:sz="0" w:space="0" w:color="auto" w:frame="1"/>
+          <w:lang w:eastAsia="es-CO"/>
+          <w14:ligatures w14:val="none"/>
+        </w:rPr>
+        <w:t xml:space="preserve">. </w:t>
+      </w:r>
+      <w:proofErr w:type="spellStart"/>
+      <w:r>
+        <w:rPr>
+          <w:rFonts w:eastAsia="Times New Roman" w:cstheme="minorHAnsi"/>
+          <w:kern w:val="0"/>
+          <w:szCs w:val="28"/>
+          <w:bdr w:val="none" w:sz="0" w:space="0" w:color="auto" w:frame="1"/>
+          <w:lang w:eastAsia="es-CO"/>
+          <w14:ligatures w14:val="none"/>
+        </w:rPr>
+        <w:t>TechStyle</w:t>
+      </w:r>
+      <w:proofErr w:type="spellEnd"/>
+      <w:r>
+        <w:rPr>
+          <w:rFonts w:eastAsia="Times New Roman" w:cstheme="minorHAnsi"/>
+          <w:kern w:val="0"/>
+          <w:szCs w:val="28"/>
+          <w:bdr w:val="none" w:sz="0" w:space="0" w:color="auto" w:frame="1"/>
+          <w:lang w:eastAsia="es-CO"/>
+          <w14:ligatures w14:val="none"/>
+        </w:rPr>
+        <w:t xml:space="preserve"> Publishing.</w:t>
+      </w:r>
+    </w:p>
+    <w:p>
+      <w:pPr>
+        <w:rPr>
+          <w:rFonts w:eastAsia="Times New Roman" w:cstheme="minorHAnsi"/>
+          <w:kern w:val="0"/>
+          <w:szCs w:val="28"/>
+          <w:bdr w:val="none" w:sz="0" w:space="0" w:color="auto" w:frame="1"/>
+          <w:lang w:eastAsia="es-CO"/>
+          <w14:ligatures w14:val="none"/>
+        </w:rPr>
+      </w:pPr>
+      <w:proofErr w:type="spellStart"/>
+      <w:r>
+        <w:rPr>
+          <w:rFonts w:eastAsia="Times New Roman" w:cstheme="minorHAnsi"/>
+          <w:kern w:val="0"/>
+          <w:szCs w:val="28"/>
+          <w:bdr w:val="none" w:sz="0" w:space="0" w:color="auto" w:frame="1"/>
+          <w:lang w:eastAsia="es-CO"/>
+          <w14:ligatures w14:val="none"/>
+        </w:rPr>
+        <w:t>Inexmoda</w:t>
+      </w:r>
+      <w:proofErr w:type="spellEnd"/>
+      <w:r>
+        <w:rPr>
+          <w:rFonts w:eastAsia="Times New Roman" w:cstheme="minorHAnsi"/>
+          <w:kern w:val="0"/>
+          <w:szCs w:val="28"/>
+          <w:bdr w:val="none" w:sz="0" w:space="0" w:color="auto" w:frame="1"/>
+          <w:lang w:eastAsia="es-CO"/>
+          <w14:ligatures w14:val="none"/>
+        </w:rPr>
+        <w:t xml:space="preserve">. (2023). Informe sectorial del sistema moda: industria textil y confección en Colombia. Observatorio de Moda </w:t>
+      </w:r>
+      <w:proofErr w:type="spellStart"/>
+      <w:r>
+        <w:rPr>
+          <w:rFonts w:eastAsia="Times New Roman" w:cstheme="minorHAnsi"/>
+          <w:kern w:val="0"/>
+          <w:szCs w:val="28"/>
+          <w:bdr w:val="none" w:sz="0" w:space="0" w:color="auto" w:frame="1"/>
+          <w:lang w:eastAsia="es-CO"/>
+          <w14:ligatures w14:val="none"/>
+        </w:rPr>
+        <w:t>Inexmoda</w:t>
+      </w:r>
+      <w:proofErr w:type="spellEnd"/>
+      <w:r>
+        <w:rPr>
+          <w:rFonts w:eastAsia="Times New Roman" w:cstheme="minorHAnsi"/>
+          <w:kern w:val="0"/>
+          <w:szCs w:val="28"/>
+          <w:bdr w:val="none" w:sz="0" w:space="0" w:color="auto" w:frame="1"/>
+          <w:lang w:eastAsia="es-CO"/>
+          <w14:ligatures w14:val="none"/>
+        </w:rPr>
+        <w:t>.</w:t>
+      </w:r>
+    </w:p>
+    <w:p>
+      <w:pPr>
+        <w:rPr>
+          <w:rFonts w:eastAsia="Times New Roman" w:cstheme="minorHAnsi"/>
+          <w:kern w:val="0"/>
+          <w:szCs w:val="28"/>
+          <w:bdr w:val="none" w:sz="0" w:space="0" w:color="auto" w:frame="1"/>
+          <w:lang w:eastAsia="es-CO"/>
+          <w14:ligatures w14:val="none"/>
+        </w:rPr>
+      </w:pPr>
+      <w:r>
+        <w:rPr>
+          <w:rFonts w:eastAsia="Times New Roman" w:cstheme="minorHAnsi"/>
+          <w:kern w:val="0"/>
+          <w:szCs w:val="28"/>
+          <w:bdr w:val="none" w:sz="0" w:space="0" w:color="auto" w:frame="1"/>
+          <w:lang w:eastAsia="es-CO"/>
+          <w14:ligatures w14:val="none"/>
+        </w:rPr>
+        <w:t xml:space="preserve">Joseph-Armstrong, H. (2014). </w:t>
+      </w:r>
+      <w:proofErr w:type="spellStart"/>
+      <w:r>
+        <w:rPr>
+          <w:rFonts w:eastAsia="Times New Roman" w:cstheme="minorHAnsi"/>
+          <w:kern w:val="0"/>
+          <w:szCs w:val="28"/>
+          <w:bdr w:val="none" w:sz="0" w:space="0" w:color="auto" w:frame="1"/>
+          <w:lang w:eastAsia="es-CO"/>
+          <w14:ligatures w14:val="none"/>
+        </w:rPr>
+        <w:t>Patternmaking</w:t>
+      </w:r>
+      <w:proofErr w:type="spellEnd"/>
+      <w:r>
+        <w:rPr>
+          <w:rFonts w:eastAsia="Times New Roman" w:cstheme="minorHAnsi"/>
+          <w:kern w:val="0"/>
+          <w:szCs w:val="28"/>
+          <w:bdr w:val="none" w:sz="0" w:space="0" w:color="auto" w:frame="1"/>
+          <w:lang w:eastAsia="es-CO"/>
+          <w14:ligatures w14:val="none"/>
+        </w:rPr>
+        <w:t xml:space="preserve"> </w:t>
+      </w:r>
+      <w:proofErr w:type="spellStart"/>
+      <w:r>
+        <w:rPr>
+          <w:rFonts w:eastAsia="Times New Roman" w:cstheme="minorHAnsi"/>
+          <w:kern w:val="0"/>
+          <w:szCs w:val="28"/>
+          <w:bdr w:val="none" w:sz="0" w:space="0" w:color="auto" w:frame="1"/>
+          <w:lang w:eastAsia="es-CO"/>
+          <w14:ligatures w14:val="none"/>
+        </w:rPr>
+        <w:t>for</w:t>
+      </w:r>
+      <w:proofErr w:type="spellEnd"/>
+      <w:r>
+        <w:rPr>
+          <w:rFonts w:eastAsia="Times New Roman" w:cstheme="minorHAnsi"/>
+          <w:kern w:val="0"/>
+          <w:szCs w:val="28"/>
+          <w:bdr w:val="none" w:sz="0" w:space="0" w:color="auto" w:frame="1"/>
+          <w:lang w:eastAsia="es-CO"/>
+          <w14:ligatures w14:val="none"/>
+        </w:rPr>
+        <w:t xml:space="preserve"> </w:t>
+      </w:r>
+      <w:proofErr w:type="spellStart"/>
+      <w:r>
+        <w:rPr>
+          <w:rFonts w:eastAsia="Times New Roman" w:cstheme="minorHAnsi"/>
+          <w:kern w:val="0"/>
+          <w:szCs w:val="28"/>
+          <w:bdr w:val="none" w:sz="0" w:space="0" w:color="auto" w:frame="1"/>
+          <w:lang w:eastAsia="es-CO"/>
+          <w14:ligatures w14:val="none"/>
+        </w:rPr>
+        <w:t>fashion</w:t>
+      </w:r>
+      <w:proofErr w:type="spellEnd"/>
+      <w:r>
+        <w:rPr>
+          <w:rFonts w:eastAsia="Times New Roman" w:cstheme="minorHAnsi"/>
+          <w:kern w:val="0"/>
+          <w:szCs w:val="28"/>
+          <w:bdr w:val="none" w:sz="0" w:space="0" w:color="auto" w:frame="1"/>
+          <w:lang w:eastAsia="es-CO"/>
+          <w14:ligatures w14:val="none"/>
+        </w:rPr>
+        <w:t xml:space="preserve"> </w:t>
+      </w:r>
+      <w:proofErr w:type="spellStart"/>
+      <w:r>
+        <w:rPr>
+          <w:rFonts w:eastAsia="Times New Roman" w:cstheme="minorHAnsi"/>
+          <w:kern w:val="0"/>
+          <w:szCs w:val="28"/>
+          <w:bdr w:val="none" w:sz="0" w:space="0" w:color="auto" w:frame="1"/>
+          <w:lang w:eastAsia="es-CO"/>
+          <w14:ligatures w14:val="none"/>
+        </w:rPr>
+        <w:t>design</w:t>
+      </w:r>
+      <w:proofErr w:type="spellEnd"/>
+      <w:r>
+        <w:rPr>
+          <w:rFonts w:eastAsia="Times New Roman" w:cstheme="minorHAnsi"/>
+          <w:kern w:val="0"/>
+          <w:szCs w:val="28"/>
+          <w:bdr w:val="none" w:sz="0" w:space="0" w:color="auto" w:frame="1"/>
+          <w:lang w:eastAsia="es-CO"/>
+          <w14:ligatures w14:val="none"/>
+        </w:rPr>
+        <w:t xml:space="preserve"> (5ª ed.). Pearson </w:t>
+      </w:r>
+      <w:proofErr w:type="spellStart"/>
+      <w:r>
+        <w:rPr>
+          <w:rFonts w:eastAsia="Times New Roman" w:cstheme="minorHAnsi"/>
+          <w:kern w:val="0"/>
+          <w:szCs w:val="28"/>
+          <w:bdr w:val="none" w:sz="0" w:space="0" w:color="auto" w:frame="1"/>
+          <w:lang w:eastAsia="es-CO"/>
+          <w14:ligatures w14:val="none"/>
+        </w:rPr>
+        <w:t>Education</w:t>
+      </w:r>
+      <w:proofErr w:type="spellEnd"/>
+      <w:r>
+        <w:rPr>
+          <w:rFonts w:eastAsia="Times New Roman" w:cstheme="minorHAnsi"/>
+          <w:kern w:val="0"/>
+          <w:szCs w:val="28"/>
+          <w:bdr w:val="none" w:sz="0" w:space="0" w:color="auto" w:frame="1"/>
+          <w:lang w:eastAsia="es-CO"/>
+          <w14:ligatures w14:val="none"/>
+        </w:rPr>
+        <w:t>.</w:t>
+      </w:r>
+    </w:p>
+    <w:p>
+      <w:pPr>
+        <w:rPr>
+          <w:rFonts w:eastAsia="Times New Roman" w:cstheme="minorHAnsi"/>
+          <w:kern w:val="0"/>
+          <w:szCs w:val="28"/>
+          <w:bdr w:val="none" w:sz="0" w:space="0" w:color="auto" w:frame="1"/>
+          <w:lang w:eastAsia="es-CO"/>
+          <w14:ligatures w14:val="none"/>
+        </w:rPr>
+      </w:pPr>
+      <w:r>
+        <w:rPr>
+          <w:rFonts w:eastAsia="Times New Roman" w:cstheme="minorHAnsi"/>
+          <w:kern w:val="0"/>
+          <w:szCs w:val="28"/>
+          <w:bdr w:val="none" w:sz="0" w:space="0" w:color="auto" w:frame="1"/>
+          <w:lang w:eastAsia="es-CO"/>
+          <w14:ligatures w14:val="none"/>
+        </w:rPr>
+        <w:t xml:space="preserve">Mallet, K. K., &amp; </w:t>
+      </w:r>
+      <w:proofErr w:type="spellStart"/>
+      <w:r>
+        <w:rPr>
+          <w:rFonts w:eastAsia="Times New Roman" w:cstheme="minorHAnsi"/>
+          <w:kern w:val="0"/>
+          <w:szCs w:val="28"/>
+          <w:bdr w:val="none" w:sz="0" w:space="0" w:color="auto" w:frame="1"/>
+          <w:lang w:eastAsia="es-CO"/>
+          <w14:ligatures w14:val="none"/>
+        </w:rPr>
+        <w:t>Zamkoff</w:t>
+      </w:r>
+      <w:proofErr w:type="spellEnd"/>
+      <w:r>
+        <w:rPr>
+          <w:rFonts w:eastAsia="Times New Roman" w:cstheme="minorHAnsi"/>
+          <w:kern w:val="0"/>
+          <w:szCs w:val="28"/>
+          <w:bdr w:val="none" w:sz="0" w:space="0" w:color="auto" w:frame="1"/>
+          <w:lang w:eastAsia="es-CO"/>
+          <w14:ligatures w14:val="none"/>
+        </w:rPr>
+        <w:t xml:space="preserve">, B. (2002). </w:t>
+      </w:r>
+      <w:proofErr w:type="spellStart"/>
+      <w:r>
+        <w:rPr>
+          <w:rFonts w:eastAsia="Times New Roman" w:cstheme="minorHAnsi"/>
+          <w:kern w:val="0"/>
+          <w:szCs w:val="28"/>
+          <w:bdr w:val="none" w:sz="0" w:space="0" w:color="auto" w:frame="1"/>
+          <w:lang w:eastAsia="es-CO"/>
+          <w14:ligatures w14:val="none"/>
+        </w:rPr>
+        <w:t>Grading</w:t>
+      </w:r>
+      <w:proofErr w:type="spellEnd"/>
+      <w:r>
+        <w:rPr>
+          <w:rFonts w:eastAsia="Times New Roman" w:cstheme="minorHAnsi"/>
+          <w:kern w:val="0"/>
+          <w:szCs w:val="28"/>
+          <w:bdr w:val="none" w:sz="0" w:space="0" w:color="auto" w:frame="1"/>
+          <w:lang w:eastAsia="es-CO"/>
+          <w14:ligatures w14:val="none"/>
+        </w:rPr>
+        <w:t xml:space="preserve"> </w:t>
+      </w:r>
+      <w:proofErr w:type="spellStart"/>
+      <w:r>
+        <w:rPr>
+          <w:rFonts w:eastAsia="Times New Roman" w:cstheme="minorHAnsi"/>
+          <w:kern w:val="0"/>
+          <w:szCs w:val="28"/>
+          <w:bdr w:val="none" w:sz="0" w:space="0" w:color="auto" w:frame="1"/>
+          <w:lang w:eastAsia="es-CO"/>
+          <w14:ligatures w14:val="none"/>
+        </w:rPr>
+        <w:t>techniques</w:t>
+      </w:r>
+      <w:proofErr w:type="spellEnd"/>
+      <w:r>
+        <w:rPr>
+          <w:rFonts w:eastAsia="Times New Roman" w:cstheme="minorHAnsi"/>
+          <w:kern w:val="0"/>
+          <w:szCs w:val="28"/>
+          <w:bdr w:val="none" w:sz="0" w:space="0" w:color="auto" w:frame="1"/>
+          <w:lang w:eastAsia="es-CO"/>
+          <w14:ligatures w14:val="none"/>
+        </w:rPr>
+        <w:t xml:space="preserve"> </w:t>
+      </w:r>
+      <w:proofErr w:type="spellStart"/>
+      <w:r>
+        <w:rPr>
+          <w:rFonts w:eastAsia="Times New Roman" w:cstheme="minorHAnsi"/>
+          <w:kern w:val="0"/>
+          <w:szCs w:val="28"/>
+          <w:bdr w:val="none" w:sz="0" w:space="0" w:color="auto" w:frame="1"/>
+          <w:lang w:eastAsia="es-CO"/>
+          <w14:ligatures w14:val="none"/>
+        </w:rPr>
+        <w:t>for</w:t>
+      </w:r>
+      <w:proofErr w:type="spellEnd"/>
+      <w:r>
+        <w:rPr>
+          <w:rFonts w:eastAsia="Times New Roman" w:cstheme="minorHAnsi"/>
+          <w:kern w:val="0"/>
+          <w:szCs w:val="28"/>
+          <w:bdr w:val="none" w:sz="0" w:space="0" w:color="auto" w:frame="1"/>
+          <w:lang w:eastAsia="es-CO"/>
+          <w14:ligatures w14:val="none"/>
+        </w:rPr>
+        <w:t xml:space="preserve"> </w:t>
+      </w:r>
+      <w:proofErr w:type="spellStart"/>
+      <w:r>
+        <w:rPr>
+          <w:rFonts w:eastAsia="Times New Roman" w:cstheme="minorHAnsi"/>
+          <w:kern w:val="0"/>
+          <w:szCs w:val="28"/>
+          <w:bdr w:val="none" w:sz="0" w:space="0" w:color="auto" w:frame="1"/>
+          <w:lang w:eastAsia="es-CO"/>
+          <w14:ligatures w14:val="none"/>
+        </w:rPr>
+        <w:t>fashion</w:t>
+      </w:r>
+      <w:proofErr w:type="spellEnd"/>
+      <w:r>
+        <w:rPr>
+          <w:rFonts w:eastAsia="Times New Roman" w:cstheme="minorHAnsi"/>
+          <w:kern w:val="0"/>
+          <w:szCs w:val="28"/>
+          <w:bdr w:val="none" w:sz="0" w:space="0" w:color="auto" w:frame="1"/>
+          <w:lang w:eastAsia="es-CO"/>
+          <w14:ligatures w14:val="none"/>
+        </w:rPr>
+        <w:t xml:space="preserve"> </w:t>
+      </w:r>
+      <w:proofErr w:type="spellStart"/>
+      <w:r>
+        <w:rPr>
+          <w:rFonts w:eastAsia="Times New Roman" w:cstheme="minorHAnsi"/>
+          <w:kern w:val="0"/>
+          <w:szCs w:val="28"/>
+          <w:bdr w:val="none" w:sz="0" w:space="0" w:color="auto" w:frame="1"/>
+          <w:lang w:eastAsia="es-CO"/>
+          <w14:ligatures w14:val="none"/>
+        </w:rPr>
+        <w:t>design</w:t>
+      </w:r>
+      <w:proofErr w:type="spellEnd"/>
+      <w:r>
+        <w:rPr>
+          <w:rFonts w:eastAsia="Times New Roman" w:cstheme="minorHAnsi"/>
+          <w:kern w:val="0"/>
+          <w:szCs w:val="28"/>
+          <w:bdr w:val="none" w:sz="0" w:space="0" w:color="auto" w:frame="1"/>
+          <w:lang w:eastAsia="es-CO"/>
+          <w14:ligatures w14:val="none"/>
+        </w:rPr>
+        <w:t xml:space="preserve">. Fairchild </w:t>
+      </w:r>
+      <w:proofErr w:type="spellStart"/>
+      <w:r>
+        <w:rPr>
+          <w:rFonts w:eastAsia="Times New Roman" w:cstheme="minorHAnsi"/>
+          <w:kern w:val="0"/>
+          <w:szCs w:val="28"/>
+          <w:bdr w:val="none" w:sz="0" w:space="0" w:color="auto" w:frame="1"/>
+          <w:lang w:eastAsia="es-CO"/>
+          <w14:ligatures w14:val="none"/>
+        </w:rPr>
+        <w:t>Books</w:t>
+      </w:r>
+      <w:proofErr w:type="spellEnd"/>
+      <w:r>
+        <w:rPr>
+          <w:rFonts w:eastAsia="Times New Roman" w:cstheme="minorHAnsi"/>
+          <w:kern w:val="0"/>
+          <w:szCs w:val="28"/>
+          <w:bdr w:val="none" w:sz="0" w:space="0" w:color="auto" w:frame="1"/>
+          <w:lang w:eastAsia="es-CO"/>
+          <w14:ligatures w14:val="none"/>
+        </w:rPr>
+        <w:t>.</w:t>
+      </w:r>
+    </w:p>
+    <w:p>
+      <w:pPr>
+        <w:rPr>
+          <w:rFonts w:eastAsia="Times New Roman" w:cstheme="minorHAnsi"/>
+          <w:kern w:val="0"/>
+          <w:szCs w:val="28"/>
+          <w:bdr w:val="none" w:sz="0" w:space="0" w:color="auto" w:frame="1"/>
+          <w:lang w:eastAsia="es-CO"/>
+          <w14:ligatures w14:val="none"/>
+        </w:rPr>
+      </w:pPr>
+      <w:r>
+        <w:rPr>
+          <w:rFonts w:eastAsia="Times New Roman" w:cstheme="minorHAnsi"/>
+          <w:kern w:val="0"/>
+          <w:szCs w:val="28"/>
+          <w:bdr w:val="none" w:sz="0" w:space="0" w:color="auto" w:frame="1"/>
+          <w:lang w:eastAsia="es-CO"/>
+          <w14:ligatures w14:val="none"/>
+        </w:rPr>
+        <w:t>Muñoz, A. (2019). Manual de patronaje industrial para hombre: Trazado y escalado. Editorial Textil.</w:t>
+      </w:r>
+    </w:p>
+    <w:p>
+      <w:pPr>
+        <w:rPr>
+          <w:rFonts w:eastAsia="Times New Roman" w:cstheme="minorHAnsi"/>
+          <w:kern w:val="0"/>
+          <w:szCs w:val="28"/>
+          <w:bdr w:val="none" w:sz="0" w:space="0" w:color="auto" w:frame="1"/>
+          <w:lang w:eastAsia="es-CO"/>
+          <w14:ligatures w14:val="none"/>
+        </w:rPr>
+      </w:pPr>
+      <w:r>
+        <w:rPr>
+          <w:rFonts w:eastAsia="Times New Roman" w:cstheme="minorHAnsi"/>
+          <w:kern w:val="0"/>
+          <w:szCs w:val="28"/>
+          <w:bdr w:val="none" w:sz="0" w:space="0" w:color="auto" w:frame="1"/>
+          <w:lang w:eastAsia="es-CO"/>
+          <w14:ligatures w14:val="none"/>
+        </w:rPr>
+        <w:t xml:space="preserve">Müller &amp; Sohn. (2020). </w:t>
+      </w:r>
+      <w:proofErr w:type="spellStart"/>
+      <w:r>
+        <w:rPr>
+          <w:rFonts w:eastAsia="Times New Roman" w:cstheme="minorHAnsi"/>
+          <w:kern w:val="0"/>
+          <w:szCs w:val="28"/>
+          <w:bdr w:val="none" w:sz="0" w:space="0" w:color="auto" w:frame="1"/>
+          <w:lang w:eastAsia="es-CO"/>
+          <w14:ligatures w14:val="none"/>
+        </w:rPr>
+        <w:t>Grading</w:t>
+      </w:r>
+      <w:proofErr w:type="spellEnd"/>
+      <w:r>
+        <w:rPr>
+          <w:rFonts w:eastAsia="Times New Roman" w:cstheme="minorHAnsi"/>
+          <w:kern w:val="0"/>
+          <w:szCs w:val="28"/>
+          <w:bdr w:val="none" w:sz="0" w:space="0" w:color="auto" w:frame="1"/>
+          <w:lang w:eastAsia="es-CO"/>
+          <w14:ligatures w14:val="none"/>
+        </w:rPr>
+        <w:t xml:space="preserve"> </w:t>
+      </w:r>
+      <w:proofErr w:type="spellStart"/>
+      <w:r>
+        <w:rPr>
+          <w:rFonts w:eastAsia="Times New Roman" w:cstheme="minorHAnsi"/>
+          <w:kern w:val="0"/>
+          <w:szCs w:val="28"/>
+          <w:bdr w:val="none" w:sz="0" w:space="0" w:color="auto" w:frame="1"/>
+          <w:lang w:eastAsia="es-CO"/>
+          <w14:ligatures w14:val="none"/>
+        </w:rPr>
+        <w:t>for</w:t>
+      </w:r>
+      <w:proofErr w:type="spellEnd"/>
+      <w:r>
+        <w:rPr>
+          <w:rFonts w:eastAsia="Times New Roman" w:cstheme="minorHAnsi"/>
+          <w:kern w:val="0"/>
+          <w:szCs w:val="28"/>
+          <w:bdr w:val="none" w:sz="0" w:space="0" w:color="auto" w:frame="1"/>
+          <w:lang w:eastAsia="es-CO"/>
+          <w14:ligatures w14:val="none"/>
+        </w:rPr>
+        <w:t xml:space="preserve"> </w:t>
+      </w:r>
+      <w:proofErr w:type="spellStart"/>
+      <w:r>
+        <w:rPr>
+          <w:rFonts w:eastAsia="Times New Roman" w:cstheme="minorHAnsi"/>
+          <w:kern w:val="0"/>
+          <w:szCs w:val="28"/>
+          <w:bdr w:val="none" w:sz="0" w:space="0" w:color="auto" w:frame="1"/>
+          <w:lang w:eastAsia="es-CO"/>
+          <w14:ligatures w14:val="none"/>
+        </w:rPr>
+        <w:t>women’s</w:t>
+      </w:r>
+      <w:proofErr w:type="spellEnd"/>
+      <w:r>
+        <w:rPr>
+          <w:rFonts w:eastAsia="Times New Roman" w:cstheme="minorHAnsi"/>
+          <w:kern w:val="0"/>
+          <w:szCs w:val="28"/>
+          <w:bdr w:val="none" w:sz="0" w:space="0" w:color="auto" w:frame="1"/>
+          <w:lang w:eastAsia="es-CO"/>
+          <w14:ligatures w14:val="none"/>
+        </w:rPr>
+        <w:t xml:space="preserve"> and </w:t>
+      </w:r>
+      <w:proofErr w:type="spellStart"/>
+      <w:r>
+        <w:rPr>
+          <w:rFonts w:eastAsia="Times New Roman" w:cstheme="minorHAnsi"/>
+          <w:kern w:val="0"/>
+          <w:szCs w:val="28"/>
+          <w:bdr w:val="none" w:sz="0" w:space="0" w:color="auto" w:frame="1"/>
+          <w:lang w:eastAsia="es-CO"/>
+          <w14:ligatures w14:val="none"/>
+        </w:rPr>
+        <w:t>children’s</w:t>
+      </w:r>
+      <w:proofErr w:type="spellEnd"/>
+      <w:r>
+        <w:rPr>
+          <w:rFonts w:eastAsia="Times New Roman" w:cstheme="minorHAnsi"/>
+          <w:kern w:val="0"/>
+          <w:szCs w:val="28"/>
+          <w:bdr w:val="none" w:sz="0" w:space="0" w:color="auto" w:frame="1"/>
+          <w:lang w:eastAsia="es-CO"/>
+          <w14:ligatures w14:val="none"/>
+        </w:rPr>
+        <w:t xml:space="preserve"> </w:t>
+      </w:r>
+      <w:proofErr w:type="spellStart"/>
+      <w:r>
+        <w:rPr>
+          <w:rFonts w:eastAsia="Times New Roman" w:cstheme="minorHAnsi"/>
+          <w:kern w:val="0"/>
+          <w:szCs w:val="28"/>
+          <w:bdr w:val="none" w:sz="0" w:space="0" w:color="auto" w:frame="1"/>
+          <w:lang w:eastAsia="es-CO"/>
+          <w14:ligatures w14:val="none"/>
+        </w:rPr>
+        <w:t>clothing</w:t>
+      </w:r>
+      <w:proofErr w:type="spellEnd"/>
+      <w:r>
+        <w:rPr>
+          <w:rFonts w:eastAsia="Times New Roman" w:cstheme="minorHAnsi"/>
+          <w:kern w:val="0"/>
+          <w:szCs w:val="28"/>
+          <w:bdr w:val="none" w:sz="0" w:space="0" w:color="auto" w:frame="1"/>
+          <w:lang w:eastAsia="es-CO"/>
+          <w14:ligatures w14:val="none"/>
+        </w:rPr>
+        <w:t xml:space="preserve">. </w:t>
+      </w:r>
+      <w:proofErr w:type="spellStart"/>
+      <w:r>
+        <w:rPr>
+          <w:rFonts w:eastAsia="Times New Roman" w:cstheme="minorHAnsi"/>
+          <w:kern w:val="0"/>
+          <w:szCs w:val="28"/>
+          <w:bdr w:val="none" w:sz="0" w:space="0" w:color="auto" w:frame="1"/>
+          <w:lang w:eastAsia="es-CO"/>
+          <w14:ligatures w14:val="none"/>
+        </w:rPr>
+        <w:t>Verlag</w:t>
+      </w:r>
+      <w:proofErr w:type="spellEnd"/>
+      <w:r>
+        <w:rPr>
+          <w:rFonts w:eastAsia="Times New Roman" w:cstheme="minorHAnsi"/>
+          <w:kern w:val="0"/>
+          <w:szCs w:val="28"/>
+          <w:bdr w:val="none" w:sz="0" w:space="0" w:color="auto" w:frame="1"/>
+          <w:lang w:eastAsia="es-CO"/>
+          <w14:ligatures w14:val="none"/>
+        </w:rPr>
+        <w:t xml:space="preserve"> Müller &amp; Sohn.</w:t>
+      </w:r>
+    </w:p>
+    <w:p>
+      <w:pPr>
+        <w:ind w:left="589" w:hanging="502"/>
+        <w:jc w:val="both"/>
+        <w:rPr>
+          <w:rFonts w:cstheme="minorHAnsi"/>
+          <w:szCs w:val="28"/>
+        </w:rPr>
+      </w:pPr>
+      <w:r>
+        <w:rPr>
+          <w:rFonts w:cstheme="minorHAnsi"/>
+          <w:szCs w:val="28"/>
+        </w:rPr>
+        <w:t xml:space="preserve">Pellegrino, A. (s.f.). Despiece de </w:t>
+      </w:r>
+      <w:proofErr w:type="spellStart"/>
+      <w:r>
+        <w:rPr>
+          <w:rFonts w:cstheme="minorHAnsi"/>
+          <w:szCs w:val="28"/>
+        </w:rPr>
+        <w:t>moldería</w:t>
+      </w:r>
+      <w:proofErr w:type="spellEnd"/>
+      <w:r>
+        <w:rPr>
+          <w:rFonts w:cstheme="minorHAnsi"/>
+          <w:szCs w:val="28"/>
+        </w:rPr>
+        <w:t xml:space="preserve">. </w:t>
+      </w:r>
+      <w:hyperlink r:id="rId30">
+        <w:r>
+          <w:rPr>
+            <w:rStyle w:val="Hipervnculo"/>
+            <w:rFonts w:cstheme="minorHAnsi"/>
+            <w:szCs w:val="28"/>
+          </w:rPr>
+          <w:t>https://ayelenpellegrino.com/wp-content/uploads/2010/02/despiece-de-molderia.jpg</w:t>
+        </w:r>
+      </w:hyperlink>
+    </w:p>
+    <w:p>
+      <w:pPr>
+        <w:rPr>
+          <w:rFonts w:eastAsia="Times New Roman" w:cstheme="minorHAnsi"/>
+          <w:kern w:val="0"/>
+          <w:szCs w:val="28"/>
+          <w:bdr w:val="none" w:sz="0" w:space="0" w:color="auto" w:frame="1"/>
+          <w:lang w:eastAsia="es-CO"/>
+          <w14:ligatures w14:val="none"/>
+        </w:rPr>
+      </w:pPr>
+      <w:r>
+        <w:rPr>
+          <w:rFonts w:eastAsia="Times New Roman" w:cstheme="minorHAnsi"/>
+          <w:kern w:val="0"/>
+          <w:szCs w:val="28"/>
+          <w:bdr w:val="none" w:sz="0" w:space="0" w:color="auto" w:frame="1"/>
+          <w:lang w:eastAsia="es-CO"/>
+          <w14:ligatures w14:val="none"/>
+        </w:rPr>
+        <w:t xml:space="preserve">Price, J., &amp; </w:t>
+      </w:r>
+      <w:proofErr w:type="spellStart"/>
+      <w:r>
+        <w:rPr>
+          <w:rFonts w:eastAsia="Times New Roman" w:cstheme="minorHAnsi"/>
+          <w:kern w:val="0"/>
+          <w:szCs w:val="28"/>
+          <w:bdr w:val="none" w:sz="0" w:space="0" w:color="auto" w:frame="1"/>
+          <w:lang w:eastAsia="es-CO"/>
+          <w14:ligatures w14:val="none"/>
+        </w:rPr>
+        <w:t>Zamkoff</w:t>
+      </w:r>
+      <w:proofErr w:type="spellEnd"/>
+      <w:r>
+        <w:rPr>
+          <w:rFonts w:eastAsia="Times New Roman" w:cstheme="minorHAnsi"/>
+          <w:kern w:val="0"/>
+          <w:szCs w:val="28"/>
+          <w:bdr w:val="none" w:sz="0" w:space="0" w:color="auto" w:frame="1"/>
+          <w:lang w:eastAsia="es-CO"/>
+          <w14:ligatures w14:val="none"/>
+        </w:rPr>
+        <w:t xml:space="preserve">, B. (2002). </w:t>
+      </w:r>
+      <w:proofErr w:type="spellStart"/>
+      <w:r>
+        <w:rPr>
+          <w:rFonts w:eastAsia="Times New Roman" w:cstheme="minorHAnsi"/>
+          <w:kern w:val="0"/>
+          <w:szCs w:val="28"/>
+          <w:bdr w:val="none" w:sz="0" w:space="0" w:color="auto" w:frame="1"/>
+          <w:lang w:eastAsia="es-CO"/>
+          <w14:ligatures w14:val="none"/>
+        </w:rPr>
+        <w:t>Concepts</w:t>
+      </w:r>
+      <w:proofErr w:type="spellEnd"/>
+      <w:r>
+        <w:rPr>
+          <w:rFonts w:eastAsia="Times New Roman" w:cstheme="minorHAnsi"/>
+          <w:kern w:val="0"/>
+          <w:szCs w:val="28"/>
+          <w:bdr w:val="none" w:sz="0" w:space="0" w:color="auto" w:frame="1"/>
+          <w:lang w:eastAsia="es-CO"/>
+          <w14:ligatures w14:val="none"/>
+        </w:rPr>
+        <w:t xml:space="preserve"> </w:t>
+      </w:r>
+      <w:proofErr w:type="spellStart"/>
+      <w:r>
+        <w:rPr>
+          <w:rFonts w:eastAsia="Times New Roman" w:cstheme="minorHAnsi"/>
+          <w:kern w:val="0"/>
+          <w:szCs w:val="28"/>
+          <w:bdr w:val="none" w:sz="0" w:space="0" w:color="auto" w:frame="1"/>
+          <w:lang w:eastAsia="es-CO"/>
+          <w14:ligatures w14:val="none"/>
+        </w:rPr>
+        <w:t>of</w:t>
+      </w:r>
+      <w:proofErr w:type="spellEnd"/>
+      <w:r>
+        <w:rPr>
+          <w:rFonts w:eastAsia="Times New Roman" w:cstheme="minorHAnsi"/>
+          <w:kern w:val="0"/>
+          <w:szCs w:val="28"/>
+          <w:bdr w:val="none" w:sz="0" w:space="0" w:color="auto" w:frame="1"/>
+          <w:lang w:eastAsia="es-CO"/>
+          <w14:ligatures w14:val="none"/>
+        </w:rPr>
+        <w:t xml:space="preserve"> </w:t>
+      </w:r>
+      <w:proofErr w:type="spellStart"/>
+      <w:r>
+        <w:rPr>
+          <w:rFonts w:eastAsia="Times New Roman" w:cstheme="minorHAnsi"/>
+          <w:kern w:val="0"/>
+          <w:szCs w:val="28"/>
+          <w:bdr w:val="none" w:sz="0" w:space="0" w:color="auto" w:frame="1"/>
+          <w:lang w:eastAsia="es-CO"/>
+          <w14:ligatures w14:val="none"/>
+        </w:rPr>
+        <w:t>pattern</w:t>
+      </w:r>
+      <w:proofErr w:type="spellEnd"/>
+      <w:r>
+        <w:rPr>
+          <w:rFonts w:eastAsia="Times New Roman" w:cstheme="minorHAnsi"/>
+          <w:kern w:val="0"/>
+          <w:szCs w:val="28"/>
+          <w:bdr w:val="none" w:sz="0" w:space="0" w:color="auto" w:frame="1"/>
+          <w:lang w:eastAsia="es-CO"/>
+          <w14:ligatures w14:val="none"/>
+        </w:rPr>
+        <w:t xml:space="preserve"> </w:t>
+      </w:r>
+      <w:proofErr w:type="spellStart"/>
+      <w:r>
+        <w:rPr>
+          <w:rFonts w:eastAsia="Times New Roman" w:cstheme="minorHAnsi"/>
+          <w:kern w:val="0"/>
+          <w:szCs w:val="28"/>
+          <w:bdr w:val="none" w:sz="0" w:space="0" w:color="auto" w:frame="1"/>
+          <w:lang w:eastAsia="es-CO"/>
+          <w14:ligatures w14:val="none"/>
+        </w:rPr>
+        <w:t>grading</w:t>
+      </w:r>
+      <w:proofErr w:type="spellEnd"/>
+      <w:r>
+        <w:rPr>
+          <w:rFonts w:eastAsia="Times New Roman" w:cstheme="minorHAnsi"/>
+          <w:kern w:val="0"/>
+          <w:szCs w:val="28"/>
+          <w:bdr w:val="none" w:sz="0" w:space="0" w:color="auto" w:frame="1"/>
+          <w:lang w:eastAsia="es-CO"/>
+          <w14:ligatures w14:val="none"/>
+        </w:rPr>
+        <w:t xml:space="preserve">: </w:t>
+      </w:r>
+      <w:proofErr w:type="spellStart"/>
+      <w:r>
+        <w:rPr>
+          <w:rFonts w:eastAsia="Times New Roman" w:cstheme="minorHAnsi"/>
+          <w:kern w:val="0"/>
+          <w:szCs w:val="28"/>
+          <w:bdr w:val="none" w:sz="0" w:space="0" w:color="auto" w:frame="1"/>
+          <w:lang w:eastAsia="es-CO"/>
+          <w14:ligatures w14:val="none"/>
+        </w:rPr>
+        <w:t>Techniques</w:t>
+      </w:r>
+      <w:proofErr w:type="spellEnd"/>
+      <w:r>
+        <w:rPr>
+          <w:rFonts w:eastAsia="Times New Roman" w:cstheme="minorHAnsi"/>
+          <w:kern w:val="0"/>
+          <w:szCs w:val="28"/>
+          <w:bdr w:val="none" w:sz="0" w:space="0" w:color="auto" w:frame="1"/>
+          <w:lang w:eastAsia="es-CO"/>
+          <w14:ligatures w14:val="none"/>
+        </w:rPr>
+        <w:t xml:space="preserve"> </w:t>
+      </w:r>
+      <w:proofErr w:type="spellStart"/>
+      <w:r>
+        <w:rPr>
+          <w:rFonts w:eastAsia="Times New Roman" w:cstheme="minorHAnsi"/>
+          <w:kern w:val="0"/>
+          <w:szCs w:val="28"/>
+          <w:bdr w:val="none" w:sz="0" w:space="0" w:color="auto" w:frame="1"/>
+          <w:lang w:eastAsia="es-CO"/>
+          <w14:ligatures w14:val="none"/>
+        </w:rPr>
+        <w:t>for</w:t>
+      </w:r>
+      <w:proofErr w:type="spellEnd"/>
+      <w:r>
+        <w:rPr>
+          <w:rFonts w:eastAsia="Times New Roman" w:cstheme="minorHAnsi"/>
+          <w:kern w:val="0"/>
+          <w:szCs w:val="28"/>
+          <w:bdr w:val="none" w:sz="0" w:space="0" w:color="auto" w:frame="1"/>
+          <w:lang w:eastAsia="es-CO"/>
+          <w14:ligatures w14:val="none"/>
+        </w:rPr>
+        <w:t xml:space="preserve"> manual and </w:t>
+      </w:r>
+      <w:proofErr w:type="spellStart"/>
+      <w:r>
+        <w:rPr>
+          <w:rFonts w:eastAsia="Times New Roman" w:cstheme="minorHAnsi"/>
+          <w:kern w:val="0"/>
+          <w:szCs w:val="28"/>
+          <w:bdr w:val="none" w:sz="0" w:space="0" w:color="auto" w:frame="1"/>
+          <w:lang w:eastAsia="es-CO"/>
+          <w14:ligatures w14:val="none"/>
+        </w:rPr>
+        <w:t>computer</w:t>
+      </w:r>
+      <w:proofErr w:type="spellEnd"/>
+      <w:r>
+        <w:rPr>
+          <w:rFonts w:eastAsia="Times New Roman" w:cstheme="minorHAnsi"/>
+          <w:kern w:val="0"/>
+          <w:szCs w:val="28"/>
+          <w:bdr w:val="none" w:sz="0" w:space="0" w:color="auto" w:frame="1"/>
+          <w:lang w:eastAsia="es-CO"/>
+          <w14:ligatures w14:val="none"/>
+        </w:rPr>
+        <w:t xml:space="preserve"> </w:t>
+      </w:r>
+      <w:proofErr w:type="spellStart"/>
+      <w:r>
+        <w:rPr>
+          <w:rFonts w:eastAsia="Times New Roman" w:cstheme="minorHAnsi"/>
+          <w:kern w:val="0"/>
+          <w:szCs w:val="28"/>
+          <w:bdr w:val="none" w:sz="0" w:space="0" w:color="auto" w:frame="1"/>
+          <w:lang w:eastAsia="es-CO"/>
+          <w14:ligatures w14:val="none"/>
+        </w:rPr>
+        <w:t>grading</w:t>
+      </w:r>
+      <w:proofErr w:type="spellEnd"/>
+      <w:r>
+        <w:rPr>
+          <w:rFonts w:eastAsia="Times New Roman" w:cstheme="minorHAnsi"/>
+          <w:kern w:val="0"/>
+          <w:szCs w:val="28"/>
+          <w:bdr w:val="none" w:sz="0" w:space="0" w:color="auto" w:frame="1"/>
+          <w:lang w:eastAsia="es-CO"/>
+          <w14:ligatures w14:val="none"/>
+        </w:rPr>
+        <w:t xml:space="preserve">. Fairchild </w:t>
+      </w:r>
+      <w:proofErr w:type="spellStart"/>
+      <w:r>
+        <w:rPr>
+          <w:rFonts w:eastAsia="Times New Roman" w:cstheme="minorHAnsi"/>
+          <w:kern w:val="0"/>
+          <w:szCs w:val="28"/>
+          <w:bdr w:val="none" w:sz="0" w:space="0" w:color="auto" w:frame="1"/>
+          <w:lang w:eastAsia="es-CO"/>
+          <w14:ligatures w14:val="none"/>
+        </w:rPr>
+        <w:t>Books</w:t>
+      </w:r>
+      <w:proofErr w:type="spellEnd"/>
+      <w:r>
+        <w:rPr>
+          <w:rFonts w:eastAsia="Times New Roman" w:cstheme="minorHAnsi"/>
+          <w:kern w:val="0"/>
+          <w:szCs w:val="28"/>
+          <w:bdr w:val="none" w:sz="0" w:space="0" w:color="auto" w:frame="1"/>
+          <w:lang w:eastAsia="es-CO"/>
+          <w14:ligatures w14:val="none"/>
+        </w:rPr>
+        <w:t>.</w:t>
+      </w:r>
+    </w:p>
+    <w:p>
+      <w:pPr>
+        <w:rPr>
+          <w:rFonts w:eastAsia="Times New Roman" w:cstheme="minorHAnsi"/>
+          <w:kern w:val="0"/>
+          <w:szCs w:val="28"/>
+          <w:bdr w:val="none" w:sz="0" w:space="0" w:color="auto" w:frame="1"/>
+          <w:lang w:eastAsia="es-CO"/>
+          <w14:ligatures w14:val="none"/>
+        </w:rPr>
+      </w:pPr>
+      <w:r>
+        <w:rPr>
+          <w:rFonts w:eastAsia="Times New Roman" w:cstheme="minorHAnsi"/>
+          <w:kern w:val="0"/>
+          <w:szCs w:val="28"/>
+          <w:bdr w:val="none" w:sz="0" w:space="0" w:color="auto" w:frame="1"/>
+          <w:lang w:eastAsia="es-CO"/>
+          <w14:ligatures w14:val="none"/>
+        </w:rPr>
         <w:lastRenderedPageBreak/>
-        <w:t>Sew, H. (2024). Ultimate guide to grading garments for production. Successful Fashion Designer.</w:t>
+        <w:t>Rodríguez, L. (2020). Patronaje industrial de prendas de vestir: Estudios y aplicaciones. Editorial Bogotá.</w:t>
+      </w:r>
+    </w:p>
+    <w:p>
+      <w:pPr>
+        <w:rPr>
+          <w:rFonts w:eastAsia="Times New Roman" w:cstheme="minorHAnsi"/>
+          <w:kern w:val="0"/>
+          <w:szCs w:val="28"/>
+          <w:bdr w:val="none" w:sz="0" w:space="0" w:color="auto" w:frame="1"/>
+          <w:lang w:eastAsia="es-CO"/>
+          <w14:ligatures w14:val="none"/>
+        </w:rPr>
+      </w:pPr>
+      <w:proofErr w:type="spellStart"/>
+      <w:r>
+        <w:rPr>
+          <w:rFonts w:eastAsia="Times New Roman" w:cstheme="minorHAnsi"/>
+          <w:kern w:val="0"/>
+          <w:szCs w:val="28"/>
+          <w:bdr w:val="none" w:sz="0" w:space="0" w:color="auto" w:frame="1"/>
+          <w:lang w:eastAsia="es-CO"/>
+          <w14:ligatures w14:val="none"/>
+        </w:rPr>
+        <w:t>Sew</w:t>
+      </w:r>
+      <w:proofErr w:type="spellEnd"/>
+      <w:r>
+        <w:rPr>
+          <w:rFonts w:eastAsia="Times New Roman" w:cstheme="minorHAnsi"/>
+          <w:kern w:val="0"/>
+          <w:szCs w:val="28"/>
+          <w:bdr w:val="none" w:sz="0" w:space="0" w:color="auto" w:frame="1"/>
+          <w:lang w:eastAsia="es-CO"/>
+          <w14:ligatures w14:val="none"/>
+        </w:rPr>
+        <w:t xml:space="preserve">, H. (2024). Ultimate guide </w:t>
+      </w:r>
+      <w:proofErr w:type="spellStart"/>
+      <w:r>
+        <w:rPr>
+          <w:rFonts w:eastAsia="Times New Roman" w:cstheme="minorHAnsi"/>
+          <w:kern w:val="0"/>
+          <w:szCs w:val="28"/>
+          <w:bdr w:val="none" w:sz="0" w:space="0" w:color="auto" w:frame="1"/>
+          <w:lang w:eastAsia="es-CO"/>
+          <w14:ligatures w14:val="none"/>
+        </w:rPr>
+        <w:t>to</w:t>
+      </w:r>
+      <w:proofErr w:type="spellEnd"/>
+      <w:r>
+        <w:rPr>
+          <w:rFonts w:eastAsia="Times New Roman" w:cstheme="minorHAnsi"/>
+          <w:kern w:val="0"/>
+          <w:szCs w:val="28"/>
+          <w:bdr w:val="none" w:sz="0" w:space="0" w:color="auto" w:frame="1"/>
+          <w:lang w:eastAsia="es-CO"/>
+          <w14:ligatures w14:val="none"/>
+        </w:rPr>
+        <w:t xml:space="preserve"> </w:t>
+      </w:r>
+      <w:proofErr w:type="spellStart"/>
+      <w:r>
+        <w:rPr>
+          <w:rFonts w:eastAsia="Times New Roman" w:cstheme="minorHAnsi"/>
+          <w:kern w:val="0"/>
+          <w:szCs w:val="28"/>
+          <w:bdr w:val="none" w:sz="0" w:space="0" w:color="auto" w:frame="1"/>
+          <w:lang w:eastAsia="es-CO"/>
+          <w14:ligatures w14:val="none"/>
+        </w:rPr>
+        <w:t>grading</w:t>
+      </w:r>
+      <w:proofErr w:type="spellEnd"/>
+      <w:r>
+        <w:rPr>
+          <w:rFonts w:eastAsia="Times New Roman" w:cstheme="minorHAnsi"/>
+          <w:kern w:val="0"/>
+          <w:szCs w:val="28"/>
+          <w:bdr w:val="none" w:sz="0" w:space="0" w:color="auto" w:frame="1"/>
+          <w:lang w:eastAsia="es-CO"/>
+          <w14:ligatures w14:val="none"/>
+        </w:rPr>
+        <w:t xml:space="preserve"> </w:t>
+      </w:r>
+      <w:proofErr w:type="spellStart"/>
+      <w:r>
+        <w:rPr>
+          <w:rFonts w:eastAsia="Times New Roman" w:cstheme="minorHAnsi"/>
+          <w:kern w:val="0"/>
+          <w:szCs w:val="28"/>
+          <w:bdr w:val="none" w:sz="0" w:space="0" w:color="auto" w:frame="1"/>
+          <w:lang w:eastAsia="es-CO"/>
+          <w14:ligatures w14:val="none"/>
+        </w:rPr>
+        <w:t>garments</w:t>
+      </w:r>
+      <w:proofErr w:type="spellEnd"/>
+      <w:r>
+        <w:rPr>
+          <w:rFonts w:eastAsia="Times New Roman" w:cstheme="minorHAnsi"/>
+          <w:kern w:val="0"/>
+          <w:szCs w:val="28"/>
+          <w:bdr w:val="none" w:sz="0" w:space="0" w:color="auto" w:frame="1"/>
+          <w:lang w:eastAsia="es-CO"/>
+          <w14:ligatures w14:val="none"/>
+        </w:rPr>
+        <w:t xml:space="preserve"> </w:t>
+      </w:r>
+      <w:proofErr w:type="spellStart"/>
+      <w:r>
+        <w:rPr>
+          <w:rFonts w:eastAsia="Times New Roman" w:cstheme="minorHAnsi"/>
+          <w:kern w:val="0"/>
+          <w:szCs w:val="28"/>
+          <w:bdr w:val="none" w:sz="0" w:space="0" w:color="auto" w:frame="1"/>
+          <w:lang w:eastAsia="es-CO"/>
+          <w14:ligatures w14:val="none"/>
+        </w:rPr>
+        <w:t>for</w:t>
+      </w:r>
+      <w:proofErr w:type="spellEnd"/>
+      <w:r>
+        <w:rPr>
+          <w:rFonts w:eastAsia="Times New Roman" w:cstheme="minorHAnsi"/>
+          <w:kern w:val="0"/>
+          <w:szCs w:val="28"/>
+          <w:bdr w:val="none" w:sz="0" w:space="0" w:color="auto" w:frame="1"/>
+          <w:lang w:eastAsia="es-CO"/>
+          <w14:ligatures w14:val="none"/>
+        </w:rPr>
+        <w:t xml:space="preserve"> </w:t>
+      </w:r>
+      <w:proofErr w:type="spellStart"/>
+      <w:r>
+        <w:rPr>
+          <w:rFonts w:eastAsia="Times New Roman" w:cstheme="minorHAnsi"/>
+          <w:kern w:val="0"/>
+          <w:szCs w:val="28"/>
+          <w:bdr w:val="none" w:sz="0" w:space="0" w:color="auto" w:frame="1"/>
+          <w:lang w:eastAsia="es-CO"/>
+          <w14:ligatures w14:val="none"/>
+        </w:rPr>
+        <w:t>production</w:t>
+      </w:r>
+      <w:proofErr w:type="spellEnd"/>
+      <w:r>
+        <w:rPr>
+          <w:rFonts w:eastAsia="Times New Roman" w:cstheme="minorHAnsi"/>
+          <w:kern w:val="0"/>
+          <w:szCs w:val="28"/>
+          <w:bdr w:val="none" w:sz="0" w:space="0" w:color="auto" w:frame="1"/>
+          <w:lang w:eastAsia="es-CO"/>
+          <w14:ligatures w14:val="none"/>
+        </w:rPr>
+        <w:t xml:space="preserve">. </w:t>
+      </w:r>
+      <w:proofErr w:type="spellStart"/>
+      <w:r>
+        <w:rPr>
+          <w:rFonts w:eastAsia="Times New Roman" w:cstheme="minorHAnsi"/>
+          <w:kern w:val="0"/>
+          <w:szCs w:val="28"/>
+          <w:bdr w:val="none" w:sz="0" w:space="0" w:color="auto" w:frame="1"/>
+          <w:lang w:eastAsia="es-CO"/>
+          <w14:ligatures w14:val="none"/>
+        </w:rPr>
+        <w:t>Successful</w:t>
+      </w:r>
+      <w:proofErr w:type="spellEnd"/>
+      <w:r>
+        <w:rPr>
+          <w:rFonts w:eastAsia="Times New Roman" w:cstheme="minorHAnsi"/>
+          <w:kern w:val="0"/>
+          <w:szCs w:val="28"/>
+          <w:bdr w:val="none" w:sz="0" w:space="0" w:color="auto" w:frame="1"/>
+          <w:lang w:eastAsia="es-CO"/>
+          <w14:ligatures w14:val="none"/>
+        </w:rPr>
+        <w:t xml:space="preserve"> </w:t>
+      </w:r>
+      <w:proofErr w:type="spellStart"/>
+      <w:r>
+        <w:rPr>
+          <w:rFonts w:eastAsia="Times New Roman" w:cstheme="minorHAnsi"/>
+          <w:kern w:val="0"/>
+          <w:szCs w:val="28"/>
+          <w:bdr w:val="none" w:sz="0" w:space="0" w:color="auto" w:frame="1"/>
+          <w:lang w:eastAsia="es-CO"/>
+          <w14:ligatures w14:val="none"/>
+        </w:rPr>
+        <w:t>Fashion</w:t>
+      </w:r>
+      <w:proofErr w:type="spellEnd"/>
+      <w:r>
+        <w:rPr>
+          <w:rFonts w:eastAsia="Times New Roman" w:cstheme="minorHAnsi"/>
+          <w:kern w:val="0"/>
+          <w:szCs w:val="28"/>
+          <w:bdr w:val="none" w:sz="0" w:space="0" w:color="auto" w:frame="1"/>
+          <w:lang w:eastAsia="es-CO"/>
+          <w14:ligatures w14:val="none"/>
+        </w:rPr>
+        <w:t xml:space="preserve"> </w:t>
+      </w:r>
+      <w:proofErr w:type="spellStart"/>
+      <w:r>
+        <w:rPr>
+          <w:rFonts w:eastAsia="Times New Roman" w:cstheme="minorHAnsi"/>
+          <w:kern w:val="0"/>
+          <w:szCs w:val="28"/>
+          <w:bdr w:val="none" w:sz="0" w:space="0" w:color="auto" w:frame="1"/>
+          <w:lang w:eastAsia="es-CO"/>
+          <w14:ligatures w14:val="none"/>
+        </w:rPr>
+        <w:t>Designer</w:t>
+      </w:r>
+      <w:proofErr w:type="spellEnd"/>
+      <w:r>
+        <w:rPr>
+          <w:rFonts w:eastAsia="Times New Roman" w:cstheme="minorHAnsi"/>
+          <w:kern w:val="0"/>
+          <w:szCs w:val="28"/>
+          <w:bdr w:val="none" w:sz="0" w:space="0" w:color="auto" w:frame="1"/>
+          <w:lang w:eastAsia="es-CO"/>
+          <w14:ligatures w14:val="none"/>
+        </w:rPr>
+        <w:t>.</w:t>
       </w:r>
       <w:r>
         <w:rPr>
@@ -10773,7 +12369,79 @@
           <w:lang w:eastAsia="es-CO"/>
           <w14:ligatures w14:val="none"/>
         </w:rPr>
-        <w:t>Studio Faro. (2022). Grading women’s patterns. Studio Faro.</w:t>
+        <w:t xml:space="preserve">Studio Faro. (2022). </w:t>
+      </w:r>
+      <w:proofErr w:type="spellStart"/>
+      <w:r>
+        <w:rPr>
+          <w:rFonts w:eastAsia="Times New Roman" w:cstheme="minorHAnsi"/>
+          <w:kern w:val="0"/>
+          <w:szCs w:val="28"/>
+          <w:bdr w:val="none" w:sz="0" w:space="0" w:color="auto" w:frame="1"/>
+          <w:lang w:eastAsia="es-CO"/>
+          <w14:ligatures w14:val="none"/>
+        </w:rPr>
+        <w:t>Grading</w:t>
+      </w:r>
+      <w:proofErr w:type="spellEnd"/>
+      <w:r>
+        <w:rPr>
+          <w:rFonts w:eastAsia="Times New Roman" w:cstheme="minorHAnsi"/>
+          <w:kern w:val="0"/>
+          <w:szCs w:val="28"/>
+          <w:bdr w:val="none" w:sz="0" w:space="0" w:color="auto" w:frame="1"/>
+          <w:lang w:eastAsia="es-CO"/>
+          <w14:ligatures w14:val="none"/>
+        </w:rPr>
+        <w:t xml:space="preserve"> </w:t>
+      </w:r>
+      <w:proofErr w:type="spellStart"/>
+      <w:r>
+        <w:rPr>
+          <w:rFonts w:eastAsia="Times New Roman" w:cstheme="minorHAnsi"/>
+          <w:kern w:val="0"/>
+          <w:szCs w:val="28"/>
+          <w:bdr w:val="none" w:sz="0" w:space="0" w:color="auto" w:frame="1"/>
+          <w:lang w:eastAsia="es-CO"/>
+          <w14:ligatures w14:val="none"/>
+        </w:rPr>
+        <w:t>women’s</w:t>
+      </w:r>
+      <w:proofErr w:type="spellEnd"/>
+      <w:r>
+        <w:rPr>
+          <w:rFonts w:eastAsia="Times New Roman" w:cstheme="minorHAnsi"/>
+          <w:kern w:val="0"/>
+          <w:szCs w:val="28"/>
+          <w:bdr w:val="none" w:sz="0" w:space="0" w:color="auto" w:frame="1"/>
+          <w:lang w:eastAsia="es-CO"/>
+          <w14:ligatures w14:val="none"/>
+        </w:rPr>
+        <w:t xml:space="preserve"> </w:t>
+      </w:r>
+      <w:proofErr w:type="spellStart"/>
+      <w:r>
+        <w:rPr>
+          <w:rFonts w:eastAsia="Times New Roman" w:cstheme="minorHAnsi"/>
+          <w:kern w:val="0"/>
+          <w:szCs w:val="28"/>
+          <w:bdr w:val="none" w:sz="0" w:space="0" w:color="auto" w:frame="1"/>
+          <w:lang w:eastAsia="es-CO"/>
+          <w14:ligatures w14:val="none"/>
+        </w:rPr>
+        <w:t>patterns</w:t>
+      </w:r>
+      <w:proofErr w:type="spellEnd"/>
+      <w:r>
+        <w:rPr>
+          <w:rFonts w:eastAsia="Times New Roman" w:cstheme="minorHAnsi"/>
+          <w:kern w:val="0"/>
+          <w:szCs w:val="28"/>
+          <w:bdr w:val="none" w:sz="0" w:space="0" w:color="auto" w:frame="1"/>
+          <w:lang w:eastAsia="es-CO"/>
+          <w14:ligatures w14:val="none"/>
+        </w:rPr>
+        <w:t>. Studio Faro.</w:t>
       </w:r>
       <w:r>
         <w:rPr>
@@ -10818,22 +12486,6 @@
         </w:rPr>
         <w:t>.</w:t>
       </w:r>
-    </w:p>
-    <w:p>
-      <w:pPr>
-        <w:ind w:firstLine="0"/>
-        <w:rPr>
-          <w:lang w:val="es-419" w:eastAsia="es-CO"/>
-        </w:rPr>
-      </w:pPr>
-    </w:p>
-    <w:p>
-      <w:pPr>
-        <w:ind w:firstLine="0"/>
-        <w:rPr>
-          <w:lang w:val="es-419" w:eastAsia="es-CO"/>
-        </w:rPr>
-      </w:pPr>
     </w:p>
     <w:p>
       <w:pPr>
@@ -11026,8 +12678,13 @@
             <w:pPr>
               <w:pStyle w:val="TextoTablas"/>
             </w:pPr>
-            <w:r>
-              <w:t>Milady Tatiana Villamil Castellanos</w:t>
+            <w:proofErr w:type="spellStart"/>
+            <w:r>
+              <w:t>Milady</w:t>
+            </w:r>
+            <w:proofErr w:type="spellEnd"/>
+            <w:r>
+              <w:t xml:space="preserve"> Tatiana Villamil Castellanos</w:t>
             </w:r>
           </w:p>
         </w:tc>
@@ -15821,6 +17478,10 @@
 </file>
 
 <file path=customXml/item1.xml><?xml version="1.0" encoding="utf-8"?>
+<b:Sources xmlns:b="http://schemas.openxmlformats.org/officeDocument/2006/bibliography" xmlns="http://schemas.openxmlformats.org/officeDocument/2006/bibliography" SelectedStyle="\APASixthEditionOfficeOnline.xsl" StyleName="APA" Version="6"/>
+</file>
+
+<file path=customXml/item2.xml><?xml version="1.0" encoding="utf-8"?>
 <?mso-contentType ?>
 <FormTemplates xmlns="http://schemas.microsoft.com/sharepoint/v3/contenttype/forms">
   <Display>DocumentLibraryForm</Display>
@@ -15829,24 +17490,9 @@
 </FormTemplates>
 </file>
 
-<file path=customXml/item2.xml><?xml version="1.0" encoding="utf-8"?>
-<b:Sources xmlns:b="http://schemas.openxmlformats.org/officeDocument/2006/bibliography" xmlns="http://schemas.openxmlformats.org/officeDocument/2006/bibliography" SelectedStyle="\APASixthEditionOfficeOnline.xsl" StyleName="APA" Version="6"/>
-</file>
-
 <file path=customXml/item3.xml><?xml version="1.0" encoding="utf-8"?>
-<p:properties xmlns:p="http://schemas.microsoft.com/office/2006/metadata/properties" xmlns:xsi="http://www.w3.org/2001/XMLSchema-instance" xmlns:pc="http://schemas.microsoft.com/office/infopath/2007/PartnerControls">
-  <documentManagement>
-    <TaxCatchAll xmlns="285d351f-f218-493a-825f-85a9dfbde315" xsi:nil="true"/>
-    <lcf76f155ced4ddcb4097134ff3c332f xmlns="55abea07-cd72-4a95-add0-1082a24cf9e9">
-      <Terms xmlns="http://schemas.microsoft.com/office/infopath/2007/PartnerControls"/>
-    </lcf76f155ced4ddcb4097134ff3c332f>
-  </documentManagement>
-</p:properties>
-</file>
-
-<file path=customXml/item4.xml><?xml version="1.0" encoding="utf-8"?>
-<ct:contentTypeSchema xmlns:ct="http://schemas.microsoft.com/office/2006/metadata/contentType" xmlns:ma="http://schemas.microsoft.com/office/2006/metadata/properties/metaAttributes" ct:_="" ma:_="" ma:contentTypeName="Documento" ma:contentTypeID="0x0101005D7421CBAB376F47AC1876466873BE0C" ma:contentTypeVersion="11" ma:contentTypeDescription="Crear nuevo documento." ma:contentTypeScope="" ma:versionID="2b4f891a1a5ad88e3e621500c8553ae4">
-  <xsd:schema xmlns:xsd="http://www.w3.org/2001/XMLSchema" xmlns:xs="http://www.w3.org/2001/XMLSchema" xmlns:p="http://schemas.microsoft.com/office/2006/metadata/properties" xmlns:ns2="55abea07-cd72-4a95-add0-1082a24cf9e9" xmlns:ns3="285d351f-f218-493a-825f-85a9dfbde315" targetNamespace="http://schemas.microsoft.com/office/2006/metadata/properties" ma:root="true" ma:fieldsID="4883b2e7c543eac85f1b7e21127c6f20" ns2:_="" ns3:_="">
+<ct:contentTypeSchema xmlns:ct="http://schemas.microsoft.com/office/2006/metadata/contentType" xmlns:ma="http://schemas.microsoft.com/office/2006/metadata/properties/metaAttributes" ct:_="" ma:_="" ma:contentTypeName="Documento" ma:contentTypeID="0x0101005D7421CBAB376F47AC1876466873BE0C" ma:contentTypeVersion="11" ma:contentTypeDescription="Crear nuevo documento." ma:contentTypeScope="" ma:versionID="c15d8ec802c26ac14d26a130a7e330ba">
+  <xsd:schema xmlns:xsd="http://www.w3.org/2001/XMLSchema" xmlns:xs="http://www.w3.org/2001/XMLSchema" xmlns:p="http://schemas.microsoft.com/office/2006/metadata/properties" xmlns:ns2="55abea07-cd72-4a95-add0-1082a24cf9e9" xmlns:ns3="285d351f-f218-493a-825f-85a9dfbde315" targetNamespace="http://schemas.microsoft.com/office/2006/metadata/properties" ma:root="true" ma:fieldsID="aaa88af0ed338276ebe02f0d1437fb40" ns2:_="" ns3:_="">
     <xsd:import namespace="55abea07-cd72-4a95-add0-1082a24cf9e9"/>
     <xsd:import namespace="285d351f-f218-493a-825f-85a9dfbde315"/>
     <xsd:element name="properties">
@@ -16039,7 +17685,26 @@
 </ct:contentTypeSchema>
 </file>
 
+<file path=customXml/item4.xml><?xml version="1.0" encoding="utf-8"?>
+<p:properties xmlns:p="http://schemas.microsoft.com/office/2006/metadata/properties" xmlns:xsi="http://www.w3.org/2001/XMLSchema-instance" xmlns:pc="http://schemas.microsoft.com/office/infopath/2007/PartnerControls">
+  <documentManagement>
+    <TaxCatchAll xmlns="285d351f-f218-493a-825f-85a9dfbde315" xsi:nil="true"/>
+    <lcf76f155ced4ddcb4097134ff3c332f xmlns="55abea07-cd72-4a95-add0-1082a24cf9e9">
+      <Terms xmlns="http://schemas.microsoft.com/office/infopath/2007/PartnerControls"/>
+    </lcf76f155ced4ddcb4097134ff3c332f>
+  </documentManagement>
+</p:properties>
+</file>
+
 <file path=customXml/itemProps1.xml><?xml version="1.0" encoding="utf-8"?>
+<ds:datastoreItem xmlns:ds="http://schemas.openxmlformats.org/officeDocument/2006/customXml" ds:itemID="{A9F2CEBA-C824-4C86-81A8-E32CBD0EB92D}">
+  <ds:schemaRefs>
+    <ds:schemaRef ds:uri="http://schemas.openxmlformats.org/officeDocument/2006/bibliography"/>
+  </ds:schemaRefs>
+</ds:datastoreItem>
+</file>
+
+<file path=customXml/itemProps2.xml><?xml version="1.0" encoding="utf-8"?>
 <ds:datastoreItem xmlns:ds="http://schemas.openxmlformats.org/officeDocument/2006/customXml" ds:itemID="{D00A4A46-BDBD-48AC-87B9-2BA42D9CC06F}">
   <ds:schemaRefs>
     <ds:schemaRef ds:uri="http://schemas.microsoft.com/sharepoint/v3/contenttype/forms"/>
@@ -16047,15 +17712,11 @@
 </ds:datastoreItem>
 </file>
 
-<file path=customXml/itemProps2.xml><?xml version="1.0" encoding="utf-8"?>
-<ds:datastoreItem xmlns:ds="http://schemas.openxmlformats.org/officeDocument/2006/customXml" ds:itemID="{A9F2CEBA-C824-4C86-81A8-E32CBD0EB92D}">
-  <ds:schemaRefs>
-    <ds:schemaRef ds:uri="http://schemas.openxmlformats.org/officeDocument/2006/bibliography"/>
-  </ds:schemaRefs>
-</ds:datastoreItem>
+<file path=customXml/itemProps3.xml><?xml version="1.0" encoding="utf-8"?>
+<ds:datastoreItem xmlns:ds="http://schemas.openxmlformats.org/officeDocument/2006/customXml" ds:itemID="{690685E5-15A2-4A9F-9DC9-641E2E5782DF}"/>
 </file>
 
-<file path=customXml/itemProps3.xml><?xml version="1.0" encoding="utf-8"?>
+<file path=customXml/itemProps4.xml><?xml version="1.0" encoding="utf-8"?>
 <ds:datastoreItem xmlns:ds="http://schemas.openxmlformats.org/officeDocument/2006/customXml" ds:itemID="{26259216-AD86-464A-AEAD-95B1F9E17392}">
   <ds:schemaRefs>
     <ds:schemaRef ds:uri="http://schemas.microsoft.com/office/2006/metadata/properties"/>
@@ -16064,8 +17725,4 @@
     <ds:schemaRef ds:uri="43a3ca16-9c26-4813-b83f-4aec9927b43f"/>
   </ds:schemaRefs>
 </ds:datastoreItem>
-</file>
-
-<file path=customXml/itemProps4.xml><?xml version="1.0" encoding="utf-8"?>
-<ds:datastoreItem xmlns:ds="http://schemas.openxmlformats.org/officeDocument/2006/customXml" ds:itemID="{C254E08D-8CEA-4C55-BDC2-62BA02EADC42}"/>
 </file>